--- a/docs/proposals/immobileyes-cuas/Immobileyes_DON26BX03-NP002_Technical_Volume.docx
+++ b/docs/proposals/immobileyes-cuas/Immobileyes_DON26BX03-NP002_Technical_Volume.docx
@@ -5,6 +5,7 @@
     <w:p>
       <w:pPr>
         <w:pStyle w:val="Heading1"/>
+        <w:keepNext/>
       </w:pPr>
       <w:r>
         <w:rPr>
@@ -44,6 +45,7 @@
     <w:p>
       <w:pPr>
         <w:pStyle w:val="Heading2"/>
+        <w:keepNext/>
       </w:pPr>
       <w:r>
         <w:rPr>
@@ -74,7 +76,7 @@
       <w:pPr>
         <w:keepNext/>
         <w:keepLines/>
-        <w:spacing w:after="40" w:before="60"/>
+        <w:spacing w:after="20" w:before="140"/>
         <w:jc w:val="center"/>
       </w:pPr>
       <w:r>
@@ -122,7 +124,7 @@
       <w:pPr>
         <w:keepNext/>
         <w:keepLines/>
-        <w:spacing w:after="80"/>
+        <w:spacing w:after="150"/>
         <w:jc w:val="center"/>
       </w:pPr>
       <w:r>
@@ -168,6 +170,7 @@
     <w:p>
       <w:pPr>
         <w:pStyle w:val="Heading2"/>
+        <w:keepNext/>
       </w:pPr>
       <w:r>
         <w:rPr>
@@ -232,7 +235,7 @@
       <w:pPr>
         <w:keepNext/>
         <w:keepLines/>
-        <w:spacing w:after="40" w:before="60"/>
+        <w:spacing w:after="20" w:before="140"/>
         <w:jc w:val="center"/>
       </w:pPr>
       <w:r>
@@ -280,7 +283,7 @@
       <w:pPr>
         <w:keepNext/>
         <w:keepLines/>
-        <w:spacing w:after="80"/>
+        <w:spacing w:after="150"/>
         <w:jc w:val="center"/>
       </w:pPr>
       <w:r>
@@ -298,6 +301,7 @@
     <w:p>
       <w:pPr>
         <w:pStyle w:val="Heading2"/>
+        <w:keepNext/>
       </w:pPr>
       <w:r>
         <w:rPr>
@@ -328,7 +332,7 @@
       <w:pPr>
         <w:keepNext/>
         <w:keepLines/>
-        <w:spacing w:after="40" w:before="60"/>
+        <w:spacing w:after="20" w:before="140"/>
         <w:jc w:val="center"/>
       </w:pPr>
       <w:r>
@@ -376,7 +380,7 @@
       <w:pPr>
         <w:keepNext/>
         <w:keepLines/>
-        <w:spacing w:after="80"/>
+        <w:spacing w:after="150"/>
         <w:jc w:val="center"/>
       </w:pPr>
       <w:r>
@@ -408,6 +412,7 @@
     <w:p>
       <w:pPr>
         <w:pStyle w:val="Heading2"/>
+        <w:keepNext/>
       </w:pPr>
       <w:r>
         <w:rPr>
@@ -451,6 +456,7 @@
     <w:p>
       <w:pPr>
         <w:pStyle w:val="Heading2"/>
+        <w:keepNext/>
       </w:pPr>
       <w:r>
         <w:rPr>
@@ -803,6 +809,7 @@
     <w:p>
       <w:pPr>
         <w:pStyle w:val="Heading1"/>
+        <w:keepNext/>
       </w:pPr>
       <w:r>
         <w:rPr>
@@ -900,6 +907,7 @@
     <w:p>
       <w:pPr>
         <w:pStyle w:val="Heading2"/>
+        <w:keepNext/>
       </w:pPr>
       <w:r>
         <w:rPr>
@@ -1295,6 +1303,7 @@
     <w:p>
       <w:pPr>
         <w:pStyle w:val="Heading2"/>
+        <w:keepNext/>
       </w:pPr>
       <w:r>
         <w:rPr>
@@ -1409,6 +1418,7 @@
     <w:p>
       <w:pPr>
         <w:pStyle w:val="Heading1"/>
+        <w:keepNext/>
       </w:pPr>
       <w:r>
         <w:rPr>
@@ -1984,6 +1994,7 @@
     <w:p>
       <w:pPr>
         <w:pStyle w:val="Heading2"/>
+        <w:keepNext/>
       </w:pPr>
       <w:r>
         <w:rPr>
@@ -2055,6 +2066,7 @@
     <w:p>
       <w:pPr>
         <w:pStyle w:val="Heading2"/>
+        <w:keepNext/>
       </w:pPr>
       <w:r>
         <w:rPr>
@@ -2098,6 +2110,7 @@
     <w:p>
       <w:pPr>
         <w:pStyle w:val="Heading2"/>
+        <w:keepNext/>
       </w:pPr>
       <w:r>
         <w:rPr>
@@ -2332,7 +2345,558 @@
     </w:tbl>
     <w:p>
       <w:pPr>
+        <w:pStyle w:val="Heading2"/>
+        <w:keepNext/>
+      </w:pPr>
+      <w:r>
+        <w:rPr>
+          <w:rFonts w:ascii="Times New Roman" w:cs="Times New Roman" w:eastAsia="Times New Roman" w:hAnsi="Times New Roman"/>
+          <w:b/>
+          <w:bCs/>
+          <w:sz w:val="22"/>
+          <w:szCs w:val="22"/>
+        </w:rPr>
+        <w:t xml:space="preserve">Phase I Schedule &amp; Milestones</w:t>
+      </w:r>
+    </w:p>
+    <w:tbl>
+      <w:tblPr>
+        <w:tblW w:type="pct" w:w="100%"/>
+        <w:tblBorders>
+          <w:top w:val="single" w:color="auto" w:sz="4"/>
+          <w:left w:val="single" w:color="auto" w:sz="4"/>
+          <w:bottom w:val="single" w:color="auto" w:sz="4"/>
+          <w:right w:val="single" w:color="auto" w:sz="4"/>
+          <w:insideH w:val="single" w:color="auto" w:sz="4"/>
+          <w:insideV w:val="single" w:color="auto" w:sz="4"/>
+        </w:tblBorders>
+      </w:tblPr>
+      <w:tblGrid>
+        <w:gridCol w:w="100"/>
+        <w:gridCol w:w="100"/>
+        <w:gridCol w:w="100"/>
+      </w:tblGrid>
+      <w:tr>
+        <w:trPr>
+          <w:cantSplit/>
+        </w:trPr>
+        <w:tc>
+          <w:tcPr>
+            <w:tcW w:type="pct" w:w="33.333333333333336%"/>
+            <w:shd w:color="D9E1F2" w:val="solid"/>
+          </w:tcPr>
+          <w:p>
+            <w:pPr>
+              <w:jc w:val="center"/>
+            </w:pPr>
+            <w:r>
+              <w:rPr>
+                <w:rFonts w:ascii="Times New Roman" w:cs="Times New Roman" w:eastAsia="Times New Roman" w:hAnsi="Times New Roman"/>
+                <w:b/>
+                <w:bCs/>
+                <w:sz w:val="22"/>
+                <w:szCs w:val="22"/>
+              </w:rPr>
+              <w:t xml:space="preserve">Milestone / Deliverable</w:t>
+            </w:r>
+          </w:p>
+        </w:tc>
+        <w:tc>
+          <w:tcPr>
+            <w:tcW w:type="pct" w:w="33.333333333333336%"/>
+            <w:shd w:color="D9E1F2" w:val="solid"/>
+          </w:tcPr>
+          <w:p>
+            <w:pPr>
+              <w:jc w:val="center"/>
+            </w:pPr>
+            <w:r>
+              <w:rPr>
+                <w:rFonts w:ascii="Times New Roman" w:cs="Times New Roman" w:eastAsia="Times New Roman" w:hAnsi="Times New Roman"/>
+                <w:b/>
+                <w:bCs/>
+                <w:sz w:val="22"/>
+                <w:szCs w:val="22"/>
+              </w:rPr>
+              <w:t xml:space="preserve">Month</w:t>
+            </w:r>
+          </w:p>
+        </w:tc>
+        <w:tc>
+          <w:tcPr>
+            <w:tcW w:type="pct" w:w="33.333333333333336%"/>
+            <w:shd w:color="D9E1F2" w:val="solid"/>
+          </w:tcPr>
+          <w:p>
+            <w:pPr>
+              <w:jc w:val="center"/>
+            </w:pPr>
+            <w:r>
+              <w:rPr>
+                <w:rFonts w:ascii="Times New Roman" w:cs="Times New Roman" w:eastAsia="Times New Roman" w:hAnsi="Times New Roman"/>
+                <w:b/>
+                <w:bCs/>
+                <w:sz w:val="22"/>
+                <w:szCs w:val="22"/>
+              </w:rPr>
+              <w:t xml:space="preserve">Task</w:t>
+            </w:r>
+          </w:p>
+        </w:tc>
+      </w:tr>
+      <w:tr>
+        <w:trPr>
+          <w:cantSplit/>
+        </w:trPr>
+        <w:tc>
+          <w:p>
+            <w:pPr>
+              <w:jc w:val="left"/>
+            </w:pPr>
+            <w:r>
+              <w:rPr>
+                <w:rFonts w:ascii="Times New Roman" w:cs="Times New Roman" w:eastAsia="Times New Roman" w:hAnsi="Times New Roman"/>
+                <w:b w:val="false"/>
+                <w:bCs w:val="false"/>
+                <w:sz w:val="22"/>
+                <w:szCs w:val="22"/>
+              </w:rPr>
+              <w:t xml:space="preserve">Kick-Off Briefing</w:t>
+            </w:r>
+          </w:p>
+        </w:tc>
+        <w:tc>
+          <w:p>
+            <w:pPr>
+              <w:jc w:val="left"/>
+            </w:pPr>
+            <w:r>
+              <w:rPr>
+                <w:rFonts w:ascii="Times New Roman" w:cs="Times New Roman" w:eastAsia="Times New Roman" w:hAnsi="Times New Roman"/>
+                <w:b w:val="false"/>
+                <w:bCs w:val="false"/>
+                <w:sz w:val="22"/>
+                <w:szCs w:val="22"/>
+              </w:rPr>
+              <w:t xml:space="preserve">M1</w:t>
+            </w:r>
+          </w:p>
+        </w:tc>
+        <w:tc>
+          <w:p>
+            <w:pPr>
+              <w:jc w:val="left"/>
+            </w:pPr>
+            <w:r>
+              <w:rPr>
+                <w:rFonts w:ascii="Times New Roman" w:cs="Times New Roman" w:eastAsia="Times New Roman" w:hAnsi="Times New Roman"/>
+                <w:b w:val="false"/>
+                <w:bCs w:val="false"/>
+                <w:sz w:val="22"/>
+                <w:szCs w:val="22"/>
+              </w:rPr>
+              <w:t xml:space="preserve">Task 1</w:t>
+            </w:r>
+          </w:p>
+        </w:tc>
+      </w:tr>
+      <w:tr>
+        <w:trPr>
+          <w:cantSplit/>
+        </w:trPr>
+        <w:tc>
+          <w:p>
+            <w:pPr>
+              <w:jc w:val="left"/>
+            </w:pPr>
+            <w:r>
+              <w:rPr>
+                <w:rFonts w:ascii="Times New Roman" w:cs="Times New Roman" w:eastAsia="Times New Roman" w:hAnsi="Times New Roman"/>
+                <w:b w:val="false"/>
+                <w:bCs w:val="false"/>
+                <w:sz w:val="22"/>
+                <w:szCs w:val="22"/>
+              </w:rPr>
+              <w:t xml:space="preserve">System architecture + STORM/DEXTER interface defined</w:t>
+            </w:r>
+          </w:p>
+        </w:tc>
+        <w:tc>
+          <w:p>
+            <w:pPr>
+              <w:jc w:val="left"/>
+            </w:pPr>
+            <w:r>
+              <w:rPr>
+                <w:rFonts w:ascii="Times New Roman" w:cs="Times New Roman" w:eastAsia="Times New Roman" w:hAnsi="Times New Roman"/>
+                <w:b w:val="false"/>
+                <w:bCs w:val="false"/>
+                <w:sz w:val="22"/>
+                <w:szCs w:val="22"/>
+              </w:rPr>
+              <w:t xml:space="preserve">M3</w:t>
+            </w:r>
+          </w:p>
+        </w:tc>
+        <w:tc>
+          <w:p>
+            <w:pPr>
+              <w:jc w:val="left"/>
+            </w:pPr>
+            <w:r>
+              <w:rPr>
+                <w:rFonts w:ascii="Times New Roman" w:cs="Times New Roman" w:eastAsia="Times New Roman" w:hAnsi="Times New Roman"/>
+                <w:b w:val="false"/>
+                <w:bCs w:val="false"/>
+                <w:sz w:val="22"/>
+                <w:szCs w:val="22"/>
+              </w:rPr>
+              <w:t xml:space="preserve">Task 2</w:t>
+            </w:r>
+          </w:p>
+        </w:tc>
+      </w:tr>
+      <w:tr>
+        <w:trPr>
+          <w:cantSplit/>
+        </w:trPr>
+        <w:tc>
+          <w:p>
+            <w:pPr>
+              <w:jc w:val="left"/>
+            </w:pPr>
+            <w:r>
+              <w:rPr>
+                <w:rFonts w:ascii="Times New Roman" w:cs="Times New Roman" w:eastAsia="Times New Roman" w:hAnsi="Times New Roman"/>
+                <w:b w:val="false"/>
+                <w:bCs w:val="false"/>
+                <w:sz w:val="22"/>
+                <w:szCs w:val="22"/>
+              </w:rPr>
+              <w:t xml:space="preserve">Progress Report</w:t>
+            </w:r>
+          </w:p>
+        </w:tc>
+        <w:tc>
+          <w:p>
+            <w:pPr>
+              <w:jc w:val="left"/>
+            </w:pPr>
+            <w:r>
+              <w:rPr>
+                <w:rFonts w:ascii="Times New Roman" w:cs="Times New Roman" w:eastAsia="Times New Roman" w:hAnsi="Times New Roman"/>
+                <w:b w:val="false"/>
+                <w:bCs w:val="false"/>
+                <w:sz w:val="22"/>
+                <w:szCs w:val="22"/>
+              </w:rPr>
+              <w:t xml:space="preserve">M3</w:t>
+            </w:r>
+          </w:p>
+        </w:tc>
+        <w:tc>
+          <w:p>
+            <w:pPr>
+              <w:jc w:val="left"/>
+            </w:pPr>
+            <w:r>
+              <w:rPr>
+                <w:rFonts w:ascii="Times New Roman" w:cs="Times New Roman" w:eastAsia="Times New Roman" w:hAnsi="Times New Roman"/>
+                <w:b w:val="false"/>
+                <w:bCs w:val="false"/>
+                <w:sz w:val="22"/>
+                <w:szCs w:val="22"/>
+              </w:rPr>
+              <w:t xml:space="preserve">Task 2</w:t>
+            </w:r>
+          </w:p>
+        </w:tc>
+      </w:tr>
+      <w:tr>
+        <w:trPr>
+          <w:cantSplit/>
+        </w:trPr>
+        <w:tc>
+          <w:p>
+            <w:pPr>
+              <w:jc w:val="left"/>
+            </w:pPr>
+            <w:r>
+              <w:rPr>
+                <w:rFonts w:ascii="Times New Roman" w:cs="Times New Roman" w:eastAsia="Times New Roman" w:hAnsi="Times New Roman"/>
+                <w:b w:val="false"/>
+                <w:bCs w:val="false"/>
+                <w:sz w:val="22"/>
+                <w:szCs w:val="22"/>
+              </w:rPr>
+              <w:t xml:space="preserve">EO-camera optical-effects bench data + comparison analysis</w:t>
+            </w:r>
+          </w:p>
+        </w:tc>
+        <w:tc>
+          <w:p>
+            <w:pPr>
+              <w:jc w:val="left"/>
+            </w:pPr>
+            <w:r>
+              <w:rPr>
+                <w:rFonts w:ascii="Times New Roman" w:cs="Times New Roman" w:eastAsia="Times New Roman" w:hAnsi="Times New Roman"/>
+                <w:b w:val="false"/>
+                <w:bCs w:val="false"/>
+                <w:sz w:val="22"/>
+                <w:szCs w:val="22"/>
+              </w:rPr>
+              <w:t xml:space="preserve">M5</w:t>
+            </w:r>
+          </w:p>
+        </w:tc>
+        <w:tc>
+          <w:p>
+            <w:pPr>
+              <w:jc w:val="left"/>
+            </w:pPr>
+            <w:r>
+              <w:rPr>
+                <w:rFonts w:ascii="Times New Roman" w:cs="Times New Roman" w:eastAsia="Times New Roman" w:hAnsi="Times New Roman"/>
+                <w:b w:val="false"/>
+                <w:bCs w:val="false"/>
+                <w:sz w:val="22"/>
+                <w:szCs w:val="22"/>
+              </w:rPr>
+              <w:t xml:space="preserve">Task 3</w:t>
+            </w:r>
+          </w:p>
+        </w:tc>
+      </w:tr>
+      <w:tr>
+        <w:trPr>
+          <w:cantSplit/>
+        </w:trPr>
+        <w:tc>
+          <w:p>
+            <w:pPr>
+              <w:jc w:val="left"/>
+            </w:pPr>
+            <w:r>
+              <w:rPr>
+                <w:rFonts w:ascii="Times New Roman" w:cs="Times New Roman" w:eastAsia="Times New Roman" w:hAnsi="Times New Roman"/>
+                <w:b w:val="false"/>
+                <w:bCs w:val="false"/>
+                <w:sz w:val="22"/>
+                <w:szCs w:val="22"/>
+              </w:rPr>
+              <w:t xml:space="preserve">Final Technical Report</w:t>
+            </w:r>
+          </w:p>
+        </w:tc>
+        <w:tc>
+          <w:p>
+            <w:pPr>
+              <w:jc w:val="left"/>
+            </w:pPr>
+            <w:r>
+              <w:rPr>
+                <w:rFonts w:ascii="Times New Roman" w:cs="Times New Roman" w:eastAsia="Times New Roman" w:hAnsi="Times New Roman"/>
+                <w:b w:val="false"/>
+                <w:bCs w:val="false"/>
+                <w:sz w:val="22"/>
+                <w:szCs w:val="22"/>
+              </w:rPr>
+              <w:t xml:space="preserve">M6</w:t>
+            </w:r>
+          </w:p>
+        </w:tc>
+        <w:tc>
+          <w:p>
+            <w:pPr>
+              <w:jc w:val="left"/>
+            </w:pPr>
+            <w:r>
+              <w:rPr>
+                <w:rFonts w:ascii="Times New Roman" w:cs="Times New Roman" w:eastAsia="Times New Roman" w:hAnsi="Times New Roman"/>
+                <w:b w:val="false"/>
+                <w:bCs w:val="false"/>
+                <w:sz w:val="22"/>
+                <w:szCs w:val="22"/>
+              </w:rPr>
+              <w:t xml:space="preserve">Task 4</w:t>
+            </w:r>
+          </w:p>
+        </w:tc>
+      </w:tr>
+      <w:tr>
+        <w:trPr>
+          <w:cantSplit/>
+        </w:trPr>
+        <w:tc>
+          <w:p>
+            <w:pPr>
+              <w:jc w:val="left"/>
+            </w:pPr>
+            <w:r>
+              <w:rPr>
+                <w:rFonts w:ascii="Times New Roman" w:cs="Times New Roman" w:eastAsia="Times New Roman" w:hAnsi="Times New Roman"/>
+                <w:b w:val="false"/>
+                <w:bCs w:val="false"/>
+                <w:sz w:val="22"/>
+                <w:szCs w:val="22"/>
+              </w:rPr>
+              <w:t xml:space="preserve">Initial Phase II Proposal</w:t>
+            </w:r>
+          </w:p>
+        </w:tc>
+        <w:tc>
+          <w:p>
+            <w:pPr>
+              <w:jc w:val="left"/>
+            </w:pPr>
+            <w:r>
+              <w:rPr>
+                <w:rFonts w:ascii="Times New Roman" w:cs="Times New Roman" w:eastAsia="Times New Roman" w:hAnsi="Times New Roman"/>
+                <w:b w:val="false"/>
+                <w:bCs w:val="false"/>
+                <w:sz w:val="22"/>
+                <w:szCs w:val="22"/>
+              </w:rPr>
+              <w:t xml:space="preserve">M6</w:t>
+            </w:r>
+          </w:p>
+        </w:tc>
+        <w:tc>
+          <w:p>
+            <w:pPr>
+              <w:jc w:val="left"/>
+            </w:pPr>
+            <w:r>
+              <w:rPr>
+                <w:rFonts w:ascii="Times New Roman" w:cs="Times New Roman" w:eastAsia="Times New Roman" w:hAnsi="Times New Roman"/>
+                <w:b w:val="false"/>
+                <w:bCs w:val="false"/>
+                <w:sz w:val="22"/>
+                <w:szCs w:val="22"/>
+              </w:rPr>
+              <w:t xml:space="preserve">Task 4</w:t>
+            </w:r>
+          </w:p>
+        </w:tc>
+      </w:tr>
+      <w:tr>
+        <w:trPr>
+          <w:cantSplit/>
+        </w:trPr>
+        <w:tc>
+          <w:p>
+            <w:pPr>
+              <w:jc w:val="left"/>
+            </w:pPr>
+            <w:r>
+              <w:rPr>
+                <w:rFonts w:ascii="Times New Roman" w:cs="Times New Roman" w:eastAsia="Times New Roman" w:hAnsi="Times New Roman"/>
+                <w:b w:val="false"/>
+                <w:bCs w:val="false"/>
+                <w:sz w:val="22"/>
+                <w:szCs w:val="22"/>
+              </w:rPr>
+              <w:t xml:space="preserve">Breadboard optical-effects demonstration (Option)</w:t>
+            </w:r>
+          </w:p>
+        </w:tc>
+        <w:tc>
+          <w:p>
+            <w:pPr>
+              <w:jc w:val="left"/>
+            </w:pPr>
+            <w:r>
+              <w:rPr>
+                <w:rFonts w:ascii="Times New Roman" w:cs="Times New Roman" w:eastAsia="Times New Roman" w:hAnsi="Times New Roman"/>
+                <w:b w:val="false"/>
+                <w:bCs w:val="false"/>
+                <w:sz w:val="22"/>
+                <w:szCs w:val="22"/>
+              </w:rPr>
+              <w:t xml:space="preserve">M10</w:t>
+            </w:r>
+          </w:p>
+        </w:tc>
+        <w:tc>
+          <w:p>
+            <w:pPr>
+              <w:jc w:val="left"/>
+            </w:pPr>
+            <w:r>
+              <w:rPr>
+                <w:rFonts w:ascii="Times New Roman" w:cs="Times New Roman" w:eastAsia="Times New Roman" w:hAnsi="Times New Roman"/>
+                <w:b w:val="false"/>
+                <w:bCs w:val="false"/>
+                <w:sz w:val="22"/>
+                <w:szCs w:val="22"/>
+              </w:rPr>
+              <w:t xml:space="preserve">Task 5</w:t>
+            </w:r>
+          </w:p>
+        </w:tc>
+      </w:tr>
+      <w:tr>
+        <w:trPr>
+          <w:cantSplit/>
+        </w:trPr>
+        <w:tc>
+          <w:p>
+            <w:pPr>
+              <w:jc w:val="left"/>
+            </w:pPr>
+            <w:r>
+              <w:rPr>
+                <w:rFonts w:ascii="Times New Roman" w:cs="Times New Roman" w:eastAsia="Times New Roman" w:hAnsi="Times New Roman"/>
+                <w:b w:val="false"/>
+                <w:bCs w:val="false"/>
+                <w:sz w:val="22"/>
+                <w:szCs w:val="22"/>
+              </w:rPr>
+              <w:t xml:space="preserve">Phase II prototype + NAVAIR/NAVSEA transition package (Option)</w:t>
+            </w:r>
+          </w:p>
+        </w:tc>
+        <w:tc>
+          <w:p>
+            <w:pPr>
+              <w:jc w:val="left"/>
+            </w:pPr>
+            <w:r>
+              <w:rPr>
+                <w:rFonts w:ascii="Times New Roman" w:cs="Times New Roman" w:eastAsia="Times New Roman" w:hAnsi="Times New Roman"/>
+                <w:b w:val="false"/>
+                <w:bCs w:val="false"/>
+                <w:sz w:val="22"/>
+                <w:szCs w:val="22"/>
+              </w:rPr>
+              <w:t xml:space="preserve">M12</w:t>
+            </w:r>
+          </w:p>
+        </w:tc>
+        <w:tc>
+          <w:p>
+            <w:pPr>
+              <w:jc w:val="left"/>
+            </w:pPr>
+            <w:r>
+              <w:rPr>
+                <w:rFonts w:ascii="Times New Roman" w:cs="Times New Roman" w:eastAsia="Times New Roman" w:hAnsi="Times New Roman"/>
+                <w:b w:val="false"/>
+                <w:bCs w:val="false"/>
+                <w:sz w:val="22"/>
+                <w:szCs w:val="22"/>
+              </w:rPr>
+              <w:t xml:space="preserve">Task 6</w:t>
+            </w:r>
+          </w:p>
+        </w:tc>
+      </w:tr>
+    </w:tbl>
+    <w:p>
+      <w:pPr>
         <w:pStyle w:val="Heading1"/>
+        <w:keepNext/>
       </w:pPr>
       <w:r>
         <w:rPr>
@@ -2446,7 +3010,22 @@
     </w:p>
     <w:p>
       <w:pPr>
+        <w:spacing w:after="0" w:before="0"/>
+        <w:jc w:val="left"/>
+      </w:pPr>
+      <w:r>
+        <w:rPr>
+          <w:rFonts w:ascii="Times New Roman" w:cs="Times New Roman" w:eastAsia="Times New Roman" w:hAnsi="Times New Roman"/>
+          <w:sz w:val="22"/>
+          <w:szCs w:val="22"/>
+        </w:rPr>
+        <w:t xml:space="preserve">This lineage means GHOST does not start at a blank sheet: the STORM detection/tracking stack, the DEXTER liquid-crystal beam router, and the graduated-escalation engagement doctrine are already integrated and field-demonstrated at TRL 5 against Group 1–2 UAS. Phase I therefore concentrates the effort where the technical risk actually is—characterizing and quantifying the optical-perturbation effect against EO-guided fiber-optic seekers—rather than re-developing mature subsystems, which is why a 6-month feasibility effort can credibly retire the key uncertainty and hand a defined prototype baseline to Phase II.</w:t>
+      </w:r>
+    </w:p>
+    <w:p>
+      <w:pPr>
         <w:pStyle w:val="Heading1"/>
+        <w:keepNext/>
       </w:pPr>
       <w:r>
         <w:rPr>
@@ -2477,7 +3056,7 @@
       <w:pPr>
         <w:keepNext/>
         <w:keepLines/>
-        <w:spacing w:after="40" w:before="60"/>
+        <w:spacing w:after="20" w:before="140"/>
         <w:jc w:val="center"/>
       </w:pPr>
       <w:r>
@@ -2525,7 +3104,7 @@
       <w:pPr>
         <w:keepNext/>
         <w:keepLines/>
-        <w:spacing w:after="80"/>
+        <w:spacing w:after="150"/>
         <w:jc w:val="center"/>
       </w:pPr>
       <w:r>
@@ -2543,6 +3122,7 @@
     <w:p>
       <w:pPr>
         <w:pStyle w:val="Heading2"/>
+        <w:keepNext/>
       </w:pPr>
       <w:r>
         <w:rPr>
@@ -2586,6 +3166,7 @@
     <w:p>
       <w:pPr>
         <w:pStyle w:val="Heading1"/>
+        <w:keepNext/>
       </w:pPr>
       <w:r>
         <w:rPr>
@@ -3053,6 +3634,7 @@
     <w:p>
       <w:pPr>
         <w:pStyle w:val="Heading1"/>
+        <w:keepNext/>
       </w:pPr>
       <w:r>
         <w:rPr>
@@ -3082,6 +3664,7 @@
     <w:p>
       <w:pPr>
         <w:pStyle w:val="Heading2"/>
+        <w:keepNext/>
       </w:pPr>
       <w:r>
         <w:rPr>
@@ -3125,6 +3708,7 @@
     <w:p>
       <w:pPr>
         <w:pStyle w:val="Heading1"/>
+        <w:keepNext/>
       </w:pPr>
       <w:r>
         <w:rPr>
@@ -3155,7 +3739,7 @@
       <w:pPr>
         <w:keepNext/>
         <w:keepLines/>
-        <w:spacing w:after="40" w:before="60"/>
+        <w:spacing w:after="20" w:before="140"/>
         <w:jc w:val="center"/>
       </w:pPr>
       <w:r>
@@ -3203,7 +3787,7 @@
       <w:pPr>
         <w:keepNext/>
         <w:keepLines/>
-        <w:spacing w:after="80"/>
+        <w:spacing w:after="150"/>
         <w:jc w:val="center"/>
       </w:pPr>
       <w:r>
@@ -3222,7 +3806,7 @@
       <w:pPr>
         <w:keepNext/>
         <w:keepLines/>
-        <w:spacing w:after="40" w:before="60"/>
+        <w:spacing w:after="20" w:before="140"/>
         <w:jc w:val="center"/>
       </w:pPr>
       <w:r>
@@ -3270,7 +3854,7 @@
       <w:pPr>
         <w:keepNext/>
         <w:keepLines/>
-        <w:spacing w:after="80"/>
+        <w:spacing w:after="150"/>
         <w:jc w:val="center"/>
       </w:pPr>
       <w:r>

--- a/docs/proposals/immobileyes-cuas/Immobileyes_DON26BX03-NP002_Technical_Volume.docx
+++ b/docs/proposals/immobileyes-cuas/Immobileyes_DON26BX03-NP002_Technical_Volume.docx
@@ -3049,7 +3049,7 @@
           <w:sz w:val="22"/>
           <w:szCs w:val="22"/>
         </w:rPr>
-        <w:t xml:space="preserve">End users are NAVAIR and NAVSEA C-UAS for Naval installations, Naval aircraft, and ships, plus USMC and Joint-Force expeditionary air defense. The most reasonable near-term use case is fixed and expeditionary point defense of high-value assets against Group 1–2 EO-guided FPV fiber drones that today's RF/GPS-centric C-UAS cannot engage.</w:t>
+        <w:t xml:space="preserve">End users are NAVAIR and NAVSEA counter-UAS (C-UAS) for Naval installations, Naval aircraft, and ships. The need is urgent and growing: small unmanned aircraft (Groups 1–3) and fiber-optic FPV drones have become the defining tactical air threat of the current era, demonstrated at scale in Ukraine, across the Red Sea and the CENTCOM AOR, and against fixed installations worldwide. They are cheap, attritable, and increasingly RF-silent and GPS-independent—defeating the RF-jamming and radar-centric C-UAS the Navy fields today, and forcing an unfavorable cost-exchange in which a sub-$1,000 airframe expends a far costlier defensive effect.</w:t>
       </w:r>
     </w:p>
     <w:p>
@@ -3062,7 +3062,1130 @@
       <w:r>
         <w:drawing>
           <wp:inline distT="0" distB="0" distL="0" distR="0">
-            <wp:extent cx="2095500" cy="2152650"/>
+            <wp:extent cx="2381250" cy="2400300"/>
+            <wp:effectExtent t="0" r="0" b="0" l="0"/>
+            <wp:docPr id="1" name="" descr="" title=""/>
+            <wp:cNvGraphicFramePr>
+              <a:graphicFrameLocks xmlns:a="http://schemas.openxmlformats.org/drawingml/2006/main" noChangeAspect="1"/>
+            </wp:cNvGraphicFramePr>
+            <a:graphic xmlns:a="http://schemas.openxmlformats.org/drawingml/2006/main">
+              <a:graphicData uri="http://schemas.openxmlformats.org/drawingml/2006/picture">
+                <pic:pic xmlns:pic="http://schemas.openxmlformats.org/drawingml/2006/picture">
+                  <pic:nvPicPr>
+                    <pic:cNvPr id="0" name="" descr=""/>
+                    <pic:cNvPicPr>
+                      <a:picLocks noChangeAspect="1" noChangeArrowheads="1"/>
+                    </pic:cNvPicPr>
+                  </pic:nvPicPr>
+                  <pic:blipFill>
+                    <a:blip r:embed="rId9" cstate="none"/>
+                    <a:srcRect/>
+                    <a:stretch>
+                      <a:fillRect/>
+                    </a:stretch>
+                  </pic:blipFill>
+                  <pic:spPr bwMode="auto">
+                    <a:xfrm>
+                      <a:off x="0" y="0"/>
+                      <a:ext cx="2381250" cy="2400300"/>
+                    </a:xfrm>
+                    <a:prstGeom prst="rect">
+                      <a:avLst/>
+                    </a:prstGeom>
+                  </pic:spPr>
+                </pic:pic>
+              </a:graphicData>
+            </a:graphic>
+          </wp:inline>
+        </w:drawing>
+      </w:r>
+    </w:p>
+    <w:p>
+      <w:pPr>
+        <w:keepNext/>
+        <w:keepLines/>
+        <w:spacing w:after="150"/>
+        <w:jc w:val="center"/>
+      </w:pPr>
+      <w:r>
+        <w:rPr>
+          <w:rFonts w:ascii="Times New Roman" w:cs="Times New Roman" w:eastAsia="Times New Roman" w:hAnsi="Times New Roman"/>
+          <w:i/>
+          <w:iCs/>
+          <w:color w:val="666666"/>
+          <w:sz w:val="20"/>
+          <w:szCs w:val="20"/>
+        </w:rPr>
+        <w:t xml:space="preserve">Figure 1.  Fiber-optic FPV drones—no RF link, immune to jamming, GPS-independent—now proliferating in current conflicts.</w:t>
+      </w:r>
+    </w:p>
+    <w:p>
+      <w:pPr>
+        <w:pStyle w:val="Heading2"/>
+        <w:keepNext/>
+      </w:pPr>
+      <w:r>
+        <w:rPr>
+          <w:rFonts w:ascii="Times New Roman" w:cs="Times New Roman" w:eastAsia="Times New Roman" w:hAnsi="Times New Roman"/>
+          <w:b/>
+          <w:bCs/>
+          <w:sz w:val="22"/>
+          <w:szCs w:val="22"/>
+        </w:rPr>
+        <w:t xml:space="preserve">The Capability Gap DON26BX03-NP002 Targets</w:t>
+      </w:r>
+    </w:p>
+    <w:p>
+      <w:pPr>
+        <w:spacing w:after="0" w:before="0"/>
+        <w:jc w:val="left"/>
+      </w:pPr>
+      <w:r>
+        <w:rPr>
+          <w:rFonts w:ascii="Times New Roman" w:cs="Times New Roman" w:eastAsia="Times New Roman" w:hAnsi="Times New Roman"/>
+          <w:sz w:val="22"/>
+          <w:szCs w:val="22"/>
+        </w:rPr>
+        <w:t xml:space="preserve">The Department of Defense C-UAS strategy and the Joint Counter-small-UAS Office (JCO) have prioritized affordable, scalable, layered defeat—non-kinetic effects that add magazine depth without expending kinetic interceptors, and that work when the threat carries no RF emission and needs no GPS. The Replicator initiative further elevates attritable, high-volume counter-autonomy at speed and scale. Yet almost no fielded system addresses non-kinetic OPTICAL defeat of EO-guided fiber drones during the terminal attack—precisely the gap this topic targets. GHOST fills it: a software-defined, MOSA-compliant optical C-UAS effector that detects, tracks, identifies, and neutralizes single and swarming UAS with a graduated, human-on-the-loop escalation from warn/deter to dazzle/disrupt to deny/damage.</w:t>
+      </w:r>
+    </w:p>
+    <w:p>
+      <w:pPr>
+        <w:pStyle w:val="Heading2"/>
+        <w:keepNext/>
+      </w:pPr>
+      <w:r>
+        <w:rPr>
+          <w:rFonts w:ascii="Times New Roman" w:cs="Times New Roman" w:eastAsia="Times New Roman" w:hAnsi="Times New Roman"/>
+          <w:b/>
+          <w:bCs/>
+          <w:sz w:val="22"/>
+          <w:szCs w:val="22"/>
+        </w:rPr>
+        <w:t xml:space="preserve">Why the Navy—Installations, Aircraft, and Ships</w:t>
+      </w:r>
+    </w:p>
+    <w:p>
+      <w:pPr>
+        <w:pStyle w:val="ListParagraph"/>
+        <w:numPr>
+          <w:ilvl w:val="0"/>
+          <w:numId w:val="1"/>
+        </w:numPr>
+      </w:pPr>
+      <w:r>
+        <w:rPr>
+          <w:rFonts w:ascii="Times New Roman" w:cs="Times New Roman" w:eastAsia="Times New Roman" w:hAnsi="Times New Roman"/>
+          <w:sz w:val="22"/>
+          <w:szCs w:val="22"/>
+        </w:rPr>
+        <w:t xml:space="preserve">Installations &amp; bases (CONUS/OCONUS): GHOST's graduated, non-kinetic, low-collateral effect is uniquely suited to force-protection where kinetic engagement is constrained by airspace, ROE, and collateral risk—defending the flight line, magazines, and critical infrastructure.</w:t>
+      </w:r>
+    </w:p>
+    <w:p>
+      <w:pPr>
+        <w:pStyle w:val="ListParagraph"/>
+        <w:numPr>
+          <w:ilvl w:val="0"/>
+          <w:numId w:val="1"/>
+        </w:numPr>
+      </w:pPr>
+      <w:r>
+        <w:rPr>
+          <w:rFonts w:ascii="Times New Roman" w:cs="Times New Roman" w:eastAsia="Times New Roman" w:hAnsi="Times New Roman"/>
+          <w:sz w:val="22"/>
+          <w:szCs w:val="22"/>
+        </w:rPr>
+        <w:t xml:space="preserve">Naval aircraft on the ramp: low-SWaP optical effectors protect high-value aircraft against ramp-side FPV attack without the emissions or collateral footprint of RF/kinetic systems.</w:t>
+      </w:r>
+    </w:p>
+    <w:p>
+      <w:pPr>
+        <w:pStyle w:val="ListParagraph"/>
+        <w:numPr>
+          <w:ilvl w:val="0"/>
+          <w:numId w:val="1"/>
+        </w:numPr>
+      </w:pPr>
+      <w:r>
+        <w:rPr>
+          <w:rFonts w:ascii="Times New Roman" w:cs="Times New Roman" w:eastAsia="Times New Roman" w:hAnsi="Times New Roman"/>
+          <w:sz w:val="22"/>
+          <w:szCs w:val="22"/>
+        </w:rPr>
+        <w:t xml:space="preserve">Ships in the littorals: DEXTER's no-moving-parts, multi-beam "shotgun" architecture engages saturating swarms simultaneously—the exact magazine-depth problem most acute against a ship under a coordinated small-UAS raid.</w:t>
+      </w:r>
+    </w:p>
+    <w:p>
+      <w:pPr>
+        <w:pStyle w:val="Heading2"/>
+        <w:keepNext/>
+      </w:pPr>
+      <w:r>
+        <w:rPr>
+          <w:rFonts w:ascii="Times New Roman" w:cs="Times New Roman" w:eastAsia="Times New Roman" w:hAnsi="Times New Roman"/>
+          <w:b/>
+          <w:bCs/>
+          <w:sz w:val="22"/>
+          <w:szCs w:val="22"/>
+        </w:rPr>
+        <w:t xml:space="preserve">Concept of Employment</w:t>
+      </w:r>
+    </w:p>
+    <w:p>
+      <w:pPr>
+        <w:spacing w:after="0" w:before="0"/>
+        <w:jc w:val="left"/>
+      </w:pPr>
+      <w:r>
+        <w:rPr>
+          <w:rFonts w:ascii="Times New Roman" w:cs="Times New Roman" w:eastAsia="Times New Roman" w:hAnsi="Times New Roman"/>
+          <w:sz w:val="22"/>
+          <w:szCs w:val="22"/>
+        </w:rPr>
+        <w:t xml:space="preserve">GHOST deploys as a modular effector cued by existing Navy sensors over MOSA interfaces (EO/IR, radar, RF/EW, or TSPI). STORM performs AI-enabled EO/IR detect–identify–track and presents a human-on-the-loop the graduated response level; DEXTER routes optical energy across one to hundreds of outputs in microseconds to engage single targets or swarms. Because the effect is non-kinetic and reversible at the lowest escalation levels, GHOST is employable in permissive, contested, and CONUS-base environments where kinetic defeat is not.</w:t>
+      </w:r>
+    </w:p>
+    <w:p>
+      <w:pPr>
+        <w:spacing w:after="0" w:before="0"/>
+        <w:jc w:val="left"/>
+      </w:pPr>
+      <w:r>
+        <w:rPr>
+          <w:rFonts w:ascii="Times New Roman" w:cs="Times New Roman" w:eastAsia="Times New Roman" w:hAnsi="Times New Roman"/>
+          <w:sz w:val="22"/>
+          <w:szCs w:val="22"/>
+        </w:rPr>
+        <w:t xml:space="preserve">Operational value to the warfighter is decisive: affordable magazine depth against attritable threats, a passive/low-emission signature that does not cue the adversary, robustness in GPS- and RF-denied conditions, and a graduated kill chain that keeps a human in control of lethality. GHOST converts an unfavorable cost-exchange into a favorable one—defeating a swarm of sub-$1,000 drones with reusable optical energy rather than expendable interceptors.</w:t>
+      </w:r>
+    </w:p>
+    <w:p>
+      <w:pPr>
+        <w:pStyle w:val="Heading1"/>
+        <w:keepNext/>
+      </w:pPr>
+      <w:r>
+        <w:rPr>
+          <w:rFonts w:ascii="Times New Roman" w:cs="Times New Roman" w:eastAsia="Times New Roman" w:hAnsi="Times New Roman"/>
+          <w:b/>
+          <w:bCs/>
+          <w:sz w:val="22"/>
+          <w:szCs w:val="22"/>
+        </w:rPr>
+        <w:t xml:space="preserve">2.0  Key Personnel</w:t>
+      </w:r>
+    </w:p>
+    <w:p>
+      <w:pPr>
+        <w:spacing w:after="0" w:before="0"/>
+        <w:jc w:val="left"/>
+      </w:pPr>
+      <w:r>
+        <w:rPr>
+          <w:rFonts w:ascii="Times New Roman" w:cs="Times New Roman" w:eastAsia="Times New Roman" w:hAnsi="Times New Roman"/>
+          <w:sz w:val="22"/>
+          <w:szCs w:val="22"/>
+        </w:rPr>
+        <w:t xml:space="preserve">The Phase I team is led by Immobileyes technical and program staff; all proposed personnel are U.S. Citizens.</w:t>
+      </w:r>
+    </w:p>
+    <w:tbl>
+      <w:tblPr>
+        <w:tblW w:type="pct" w:w="100%"/>
+        <w:tblBorders>
+          <w:top w:val="single" w:color="auto" w:sz="4"/>
+          <w:left w:val="single" w:color="auto" w:sz="4"/>
+          <w:bottom w:val="single" w:color="auto" w:sz="4"/>
+          <w:right w:val="single" w:color="auto" w:sz="4"/>
+          <w:insideH w:val="single" w:color="auto" w:sz="4"/>
+          <w:insideV w:val="single" w:color="auto" w:sz="4"/>
+        </w:tblBorders>
+      </w:tblPr>
+      <w:tblGrid>
+        <w:gridCol w:w="100"/>
+        <w:gridCol w:w="100"/>
+        <w:gridCol w:w="100"/>
+        <w:gridCol w:w="100"/>
+      </w:tblGrid>
+      <w:tr>
+        <w:trPr>
+          <w:cantSplit/>
+        </w:trPr>
+        <w:tc>
+          <w:tcPr>
+            <w:tcW w:type="pct" w:w="25%"/>
+            <w:shd w:color="D9E1F2" w:val="solid"/>
+          </w:tcPr>
+          <w:p>
+            <w:pPr>
+              <w:jc w:val="center"/>
+            </w:pPr>
+            <w:r>
+              <w:rPr>
+                <w:rFonts w:ascii="Times New Roman" w:cs="Times New Roman" w:eastAsia="Times New Roman" w:hAnsi="Times New Roman"/>
+                <w:b/>
+                <w:bCs/>
+                <w:sz w:val="22"/>
+                <w:szCs w:val="22"/>
+              </w:rPr>
+              <w:t xml:space="preserve">Name</w:t>
+            </w:r>
+          </w:p>
+        </w:tc>
+        <w:tc>
+          <w:tcPr>
+            <w:tcW w:type="pct" w:w="25%"/>
+            <w:shd w:color="D9E1F2" w:val="solid"/>
+          </w:tcPr>
+          <w:p>
+            <w:pPr>
+              <w:jc w:val="center"/>
+            </w:pPr>
+            <w:r>
+              <w:rPr>
+                <w:rFonts w:ascii="Times New Roman" w:cs="Times New Roman" w:eastAsia="Times New Roman" w:hAnsi="Times New Roman"/>
+                <w:b/>
+                <w:bCs/>
+                <w:sz w:val="22"/>
+                <w:szCs w:val="22"/>
+              </w:rPr>
+              <w:t xml:space="preserve">Role on Effort</w:t>
+            </w:r>
+          </w:p>
+        </w:tc>
+        <w:tc>
+          <w:tcPr>
+            <w:tcW w:type="pct" w:w="25%"/>
+            <w:shd w:color="D9E1F2" w:val="solid"/>
+          </w:tcPr>
+          <w:p>
+            <w:pPr>
+              <w:jc w:val="center"/>
+            </w:pPr>
+            <w:r>
+              <w:rPr>
+                <w:rFonts w:ascii="Times New Roman" w:cs="Times New Roman" w:eastAsia="Times New Roman" w:hAnsi="Times New Roman"/>
+                <w:b/>
+                <w:bCs/>
+                <w:sz w:val="22"/>
+                <w:szCs w:val="22"/>
+              </w:rPr>
+              <w:t xml:space="preserve">Education</w:t>
+            </w:r>
+          </w:p>
+        </w:tc>
+        <w:tc>
+          <w:tcPr>
+            <w:tcW w:type="pct" w:w="25%"/>
+            <w:shd w:color="D9E1F2" w:val="solid"/>
+          </w:tcPr>
+          <w:p>
+            <w:pPr>
+              <w:jc w:val="center"/>
+            </w:pPr>
+            <w:r>
+              <w:rPr>
+                <w:rFonts w:ascii="Times New Roman" w:cs="Times New Roman" w:eastAsia="Times New Roman" w:hAnsi="Times New Roman"/>
+                <w:b/>
+                <w:bCs/>
+                <w:sz w:val="22"/>
+                <w:szCs w:val="22"/>
+              </w:rPr>
+              <w:t xml:space="preserve">Relevant Experience</w:t>
+            </w:r>
+          </w:p>
+        </w:tc>
+      </w:tr>
+      <w:tr>
+        <w:trPr>
+          <w:cantSplit/>
+        </w:trPr>
+        <w:tc>
+          <w:p>
+            <w:pPr>
+              <w:jc w:val="left"/>
+            </w:pPr>
+            <w:r>
+              <w:rPr>
+                <w:rFonts w:ascii="Times New Roman" w:cs="Times New Roman" w:eastAsia="Times New Roman" w:hAnsi="Times New Roman"/>
+                <w:b w:val="false"/>
+                <w:bCs w:val="false"/>
+                <w:sz w:val="22"/>
+                <w:szCs w:val="22"/>
+              </w:rPr>
+              <w:t xml:space="preserve">Dr. Bahman Taheri</w:t>
+            </w:r>
+          </w:p>
+        </w:tc>
+        <w:tc>
+          <w:p>
+            <w:pPr>
+              <w:jc w:val="left"/>
+            </w:pPr>
+            <w:r>
+              <w:rPr>
+                <w:rFonts w:ascii="Times New Roman" w:cs="Times New Roman" w:eastAsia="Times New Roman" w:hAnsi="Times New Roman"/>
+                <w:b w:val="false"/>
+                <w:bCs w:val="false"/>
+                <w:sz w:val="22"/>
+                <w:szCs w:val="22"/>
+              </w:rPr>
+              <w:t xml:space="preserve">Principal Investigator / Electro-Optics Lead</w:t>
+            </w:r>
+          </w:p>
+        </w:tc>
+        <w:tc>
+          <w:p>
+            <w:pPr>
+              <w:jc w:val="left"/>
+            </w:pPr>
+            <w:r>
+              <w:rPr>
+                <w:rFonts w:ascii="Times New Roman" w:cs="Times New Roman" w:eastAsia="Times New Roman" w:hAnsi="Times New Roman"/>
+                <w:b w:val="false"/>
+                <w:bCs w:val="false"/>
+                <w:sz w:val="22"/>
+                <w:szCs w:val="22"/>
+              </w:rPr>
+              <w:t xml:space="preserve">PhD/MS Physics (Oklahoma State); BS Physics (Cal Poly SLO)</w:t>
+            </w:r>
+          </w:p>
+        </w:tc>
+        <w:tc>
+          <w:p>
+            <w:pPr>
+              <w:jc w:val="left"/>
+            </w:pPr>
+            <w:r>
+              <w:rPr>
+                <w:rFonts w:ascii="Times New Roman" w:cs="Times New Roman" w:eastAsia="Times New Roman" w:hAnsi="Times New Roman"/>
+                <w:b w:val="false"/>
+                <w:bCs w:val="false"/>
+                <w:sz w:val="22"/>
+                <w:szCs w:val="22"/>
+              </w:rPr>
+              <w:t xml:space="preserve">90+ patents; PI on Air Force, Navy (ONR), Army, DOE, and NSF programs in liquid-crystal electro-optics, laser/flash protection, and cholesteric-liquid-crystal laser systems; Secret clearance.</w:t>
+            </w:r>
+          </w:p>
+        </w:tc>
+      </w:tr>
+      <w:tr>
+        <w:trPr>
+          <w:cantSplit/>
+        </w:trPr>
+        <w:tc>
+          <w:p>
+            <w:pPr>
+              <w:jc w:val="left"/>
+            </w:pPr>
+            <w:r>
+              <w:rPr>
+                <w:rFonts w:ascii="Times New Roman" w:cs="Times New Roman" w:eastAsia="Times New Roman" w:hAnsi="Times New Roman"/>
+                <w:b w:val="false"/>
+                <w:bCs w:val="false"/>
+                <w:sz w:val="22"/>
+                <w:szCs w:val="22"/>
+              </w:rPr>
+              <w:t xml:space="preserve">Atossa Alavi</w:t>
+            </w:r>
+          </w:p>
+        </w:tc>
+        <w:tc>
+          <w:p>
+            <w:pPr>
+              <w:jc w:val="left"/>
+            </w:pPr>
+            <w:r>
+              <w:rPr>
+                <w:rFonts w:ascii="Times New Roman" w:cs="Times New Roman" w:eastAsia="Times New Roman" w:hAnsi="Times New Roman"/>
+                <w:b w:val="false"/>
+                <w:bCs w:val="false"/>
+                <w:sz w:val="22"/>
+                <w:szCs w:val="22"/>
+              </w:rPr>
+              <w:t xml:space="preserve">Program Manager / Business &amp; IP Lead</w:t>
+            </w:r>
+          </w:p>
+        </w:tc>
+        <w:tc>
+          <w:p>
+            <w:pPr>
+              <w:jc w:val="left"/>
+            </w:pPr>
+            <w:r>
+              <w:rPr>
+                <w:rFonts w:ascii="Times New Roman" w:cs="Times New Roman" w:eastAsia="Times New Roman" w:hAnsi="Times New Roman"/>
+                <w:b w:val="false"/>
+                <w:bCs w:val="false"/>
+                <w:sz w:val="22"/>
+                <w:szCs w:val="22"/>
+              </w:rPr>
+              <w:t xml:space="preserve">JD (Case Western); USPTO-admitted</w:t>
+            </w:r>
+          </w:p>
+        </w:tc>
+        <w:tc>
+          <w:p>
+            <w:pPr>
+              <w:jc w:val="left"/>
+            </w:pPr>
+            <w:r>
+              <w:rPr>
+                <w:rFonts w:ascii="Times New Roman" w:cs="Times New Roman" w:eastAsia="Times New Roman" w:hAnsi="Times New Roman"/>
+                <w:b w:val="false"/>
+                <w:bCs w:val="false"/>
+                <w:sz w:val="22"/>
+                <w:szCs w:val="22"/>
+              </w:rPr>
+              <w:t xml:space="preserve">Program management, DoD transition, and IP strategy for the AlphaMicron/Immobileyes technology base.</w:t>
+            </w:r>
+          </w:p>
+        </w:tc>
+      </w:tr>
+      <w:tr>
+        <w:trPr>
+          <w:cantSplit/>
+        </w:trPr>
+        <w:tc>
+          <w:p>
+            <w:pPr>
+              <w:jc w:val="left"/>
+            </w:pPr>
+            <w:r>
+              <w:rPr>
+                <w:rFonts w:ascii="Times New Roman" w:cs="Times New Roman" w:eastAsia="Times New Roman" w:hAnsi="Times New Roman"/>
+                <w:b w:val="false"/>
+                <w:bCs w:val="false"/>
+                <w:sz w:val="22"/>
+                <w:szCs w:val="22"/>
+              </w:rPr>
+              <w:t xml:space="preserve">Senior Optical Engineer</w:t>
+            </w:r>
+          </w:p>
+        </w:tc>
+        <w:tc>
+          <w:p>
+            <w:pPr>
+              <w:jc w:val="left"/>
+            </w:pPr>
+            <w:r>
+              <w:rPr>
+                <w:rFonts w:ascii="Times New Roman" w:cs="Times New Roman" w:eastAsia="Times New Roman" w:hAnsi="Times New Roman"/>
+                <w:b w:val="false"/>
+                <w:bCs w:val="false"/>
+                <w:sz w:val="22"/>
+                <w:szCs w:val="22"/>
+              </w:rPr>
+              <w:t xml:space="preserve">DEXTER integration &amp; optical-effects test</w:t>
+            </w:r>
+          </w:p>
+        </w:tc>
+        <w:tc>
+          <w:p>
+            <w:pPr>
+              <w:jc w:val="left"/>
+            </w:pPr>
+            <w:r>
+              <w:rPr>
+                <w:rFonts w:ascii="Times New Roman" w:cs="Times New Roman" w:eastAsia="Times New Roman" w:hAnsi="Times New Roman"/>
+                <w:b w:val="false"/>
+                <w:bCs w:val="false"/>
+                <w:sz w:val="22"/>
+                <w:szCs w:val="22"/>
+              </w:rPr>
+              <w:t xml:space="preserve">MS Optics/Physics</w:t>
+            </w:r>
+          </w:p>
+        </w:tc>
+        <w:tc>
+          <w:p>
+            <w:pPr>
+              <w:jc w:val="left"/>
+            </w:pPr>
+            <w:r>
+              <w:rPr>
+                <w:rFonts w:ascii="Times New Roman" w:cs="Times New Roman" w:eastAsia="Times New Roman" w:hAnsi="Times New Roman"/>
+                <w:b w:val="false"/>
+                <w:bCs w:val="false"/>
+                <w:sz w:val="22"/>
+                <w:szCs w:val="22"/>
+              </w:rPr>
+              <w:t xml:space="preserve">Liquid-crystal beam-steering, laser sources, and EO camera characterization.</w:t>
+            </w:r>
+          </w:p>
+        </w:tc>
+      </w:tr>
+      <w:tr>
+        <w:trPr>
+          <w:cantSplit/>
+        </w:trPr>
+        <w:tc>
+          <w:p>
+            <w:pPr>
+              <w:jc w:val="left"/>
+            </w:pPr>
+            <w:r>
+              <w:rPr>
+                <w:rFonts w:ascii="Times New Roman" w:cs="Times New Roman" w:eastAsia="Times New Roman" w:hAnsi="Times New Roman"/>
+                <w:b w:val="false"/>
+                <w:bCs w:val="false"/>
+                <w:sz w:val="22"/>
+                <w:szCs w:val="22"/>
+              </w:rPr>
+              <w:t xml:space="preserve">Electrical / Software Engineers</w:t>
+            </w:r>
+          </w:p>
+        </w:tc>
+        <w:tc>
+          <w:p>
+            <w:pPr>
+              <w:jc w:val="left"/>
+            </w:pPr>
+            <w:r>
+              <w:rPr>
+                <w:rFonts w:ascii="Times New Roman" w:cs="Times New Roman" w:eastAsia="Times New Roman" w:hAnsi="Times New Roman"/>
+                <w:b w:val="false"/>
+                <w:bCs w:val="false"/>
+                <w:sz w:val="22"/>
+                <w:szCs w:val="22"/>
+              </w:rPr>
+              <w:t xml:space="preserve">STORM tracking &amp; control; test automation</w:t>
+            </w:r>
+          </w:p>
+        </w:tc>
+        <w:tc>
+          <w:p>
+            <w:pPr>
+              <w:jc w:val="left"/>
+            </w:pPr>
+            <w:r>
+              <w:rPr>
+                <w:rFonts w:ascii="Times New Roman" w:cs="Times New Roman" w:eastAsia="Times New Roman" w:hAnsi="Times New Roman"/>
+                <w:b w:val="false"/>
+                <w:bCs w:val="false"/>
+                <w:sz w:val="22"/>
+                <w:szCs w:val="22"/>
+              </w:rPr>
+              <w:t xml:space="preserve">BS/MS EE, CS</w:t>
+            </w:r>
+          </w:p>
+        </w:tc>
+        <w:tc>
+          <w:p>
+            <w:pPr>
+              <w:jc w:val="left"/>
+            </w:pPr>
+            <w:r>
+              <w:rPr>
+                <w:rFonts w:ascii="Times New Roman" w:cs="Times New Roman" w:eastAsia="Times New Roman" w:hAnsi="Times New Roman"/>
+                <w:b w:val="false"/>
+                <w:bCs w:val="false"/>
+                <w:sz w:val="22"/>
+                <w:szCs w:val="22"/>
+              </w:rPr>
+              <w:t xml:space="preserve">Real-time detect-track, control electronics, and data pipelines for the feasibility campaign.</w:t>
+            </w:r>
+          </w:p>
+        </w:tc>
+      </w:tr>
+    </w:tbl>
+    <w:p>
+      <w:pPr>
+        <w:spacing w:after="0" w:before="0"/>
+        <w:jc w:val="left"/>
+      </w:pPr>
+      <w:r>
+        <w:rPr>
+          <w:rFonts w:ascii="Times New Roman" w:cs="Times New Roman" w:eastAsia="Times New Roman" w:hAnsi="Times New Roman"/>
+          <w:sz w:val="22"/>
+          <w:szCs w:val="22"/>
+        </w:rPr>
+        <w:t xml:space="preserve">The Phase I team combines a nationally recognized electro-optics research group with in-house engineering and machining staff, all under one roof at the Kent, OH facility. Dr. Taheri holds a Secret clearance and has served as principal investigator on directed-energy and liquid-crystal programs for the Air Force, Navy (ONR), Army, DOE, and NSF; the supporting optical, electrical, software, and mechanical engineers executed the HALAR-L and TACFI C-UAS prototypes. This depth lets the team run the Phase I laboratory campaign without new hires or subcontracted labor, and provides direct continuity into a Phase II prototype.</w:t>
+      </w:r>
+    </w:p>
+    <w:p>
+      <w:pPr>
+        <w:spacing w:after="0" w:before="0"/>
+        <w:jc w:val="left"/>
+      </w:pPr>
+      <w:r>
+        <w:rPr>
+          <w:rFonts w:ascii="Times New Roman" w:cs="Times New Roman" w:eastAsia="Times New Roman" w:hAnsi="Times New Roman"/>
+          <w:b/>
+          <w:bCs/>
+          <w:sz w:val="22"/>
+          <w:szCs w:val="22"/>
+        </w:rPr>
+        <w:t xml:space="preserve">Restriction on performance by foreign persons: this topi</w:t>
+      </w:r>
+      <w:r>
+        <w:rPr>
+          <w:rFonts w:ascii="Times New Roman" w:cs="Times New Roman" w:eastAsia="Times New Roman" w:hAnsi="Times New Roman"/>
+          <w:sz w:val="22"/>
+          <w:szCs w:val="22"/>
+        </w:rPr>
+        <w:t xml:space="preserve">c is ITAR-restricted (22 CFR 120–130). No foreign nationals are proposed to perform on this effort; all personnel are U.S. Citizens, consistent with topic §3.5.</w:t>
+      </w:r>
+    </w:p>
+    <w:p>
+      <w:pPr>
+        <w:pStyle w:val="Heading1"/>
+        <w:keepNext/>
+      </w:pPr>
+      <w:r>
+        <w:rPr>
+          <w:rFonts w:ascii="Times New Roman" w:cs="Times New Roman" w:eastAsia="Times New Roman" w:hAnsi="Times New Roman"/>
+          <w:b/>
+          <w:bCs/>
+          <w:sz w:val="22"/>
+          <w:szCs w:val="22"/>
+        </w:rPr>
+        <w:t xml:space="preserve">3.0  Commercialization / Transition Plan Summary</w:t>
+      </w:r>
+    </w:p>
+    <w:p>
+      <w:pPr>
+        <w:spacing w:after="0" w:before="0"/>
+        <w:jc w:val="left"/>
+      </w:pPr>
+      <w:r>
+        <w:rPr>
+          <w:rFonts w:ascii="Times New Roman" w:cs="Times New Roman" w:eastAsia="Times New Roman" w:hAnsi="Times New Roman"/>
+          <w:sz w:val="22"/>
+          <w:szCs w:val="22"/>
+        </w:rPr>
+        <w:t xml:space="preserve">GHOST is a dual-use capability with a clear DoD transition anchor and a large adjacent commercial market. The DoD path de-risks the technology and provides the reference customer; the commercial path scales manufacturing and drives unit cost down for both.</w:t>
+      </w:r>
+    </w:p>
+    <w:p>
+      <w:pPr>
+        <w:pStyle w:val="Heading2"/>
+        <w:keepNext/>
+      </w:pPr>
+      <w:r>
+        <w:rPr>
+          <w:rFonts w:ascii="Times New Roman" w:cs="Times New Roman" w:eastAsia="Times New Roman" w:hAnsi="Times New Roman"/>
+          <w:b/>
+          <w:bCs/>
+          <w:sz w:val="22"/>
+          <w:szCs w:val="22"/>
+        </w:rPr>
+        <w:t xml:space="preserve">DoD Transition Path and Customers</w:t>
+      </w:r>
+    </w:p>
+    <w:p>
+      <w:pPr>
+        <w:spacing w:after="0" w:before="0"/>
+        <w:jc w:val="left"/>
+      </w:pPr>
+      <w:r>
+        <w:rPr>
+          <w:rFonts w:ascii="Times New Roman" w:cs="Times New Roman" w:eastAsia="Times New Roman" w:hAnsi="Times New Roman"/>
+          <w:sz w:val="22"/>
+          <w:szCs w:val="22"/>
+        </w:rPr>
+        <w:t xml:space="preserve">Primary transition targets are NAVAIR and NAVSEA installation- and ship-C-UAS programs of record, with expansion to the USMC (installation and expeditionary force protection), Army RCCTO/JCO, and Air Force Security Forces—building on Immobileyes' established Tinker AFB 72d Security Forces Squadron relationship. Phase I establishes feasibility and the seeker-confusion effect against representative EO-guided FPV sensors; Phase II delivers a TRL-6 prototype for a Navy operational assessment; Phase III/insertion pursues Foreign Comparative Testing (FCT), ManTech, and Replicator-aligned procurement into a JCO-recognized C-sUAS program.</w:t>
+      </w:r>
+    </w:p>
+    <w:tbl>
+      <w:tblPr>
+        <w:tblW w:type="pct" w:w="100%"/>
+        <w:tblBorders>
+          <w:top w:val="single" w:color="auto" w:sz="4"/>
+          <w:left w:val="single" w:color="auto" w:sz="4"/>
+          <w:bottom w:val="single" w:color="auto" w:sz="4"/>
+          <w:right w:val="single" w:color="auto" w:sz="4"/>
+          <w:insideH w:val="single" w:color="auto" w:sz="4"/>
+          <w:insideV w:val="single" w:color="auto" w:sz="4"/>
+        </w:tblBorders>
+      </w:tblPr>
+      <w:tblGrid>
+        <w:gridCol w:w="100"/>
+        <w:gridCol w:w="100"/>
+        <w:gridCol w:w="100"/>
+        <w:gridCol w:w="100"/>
+      </w:tblGrid>
+      <w:tr>
+        <w:trPr>
+          <w:cantSplit/>
+        </w:trPr>
+        <w:tc>
+          <w:tcPr>
+            <w:tcW w:type="pct" w:w="25%"/>
+            <w:shd w:color="D9E1F2" w:val="solid"/>
+          </w:tcPr>
+          <w:p>
+            <w:pPr>
+              <w:jc w:val="center"/>
+            </w:pPr>
+            <w:r>
+              <w:rPr>
+                <w:rFonts w:ascii="Times New Roman" w:cs="Times New Roman" w:eastAsia="Times New Roman" w:hAnsi="Times New Roman"/>
+                <w:b/>
+                <w:bCs/>
+                <w:sz w:val="22"/>
+                <w:szCs w:val="22"/>
+              </w:rPr>
+              <w:t xml:space="preserve">Milestone</w:t>
+            </w:r>
+          </w:p>
+        </w:tc>
+        <w:tc>
+          <w:tcPr>
+            <w:tcW w:type="pct" w:w="25%"/>
+            <w:shd w:color="D9E1F2" w:val="solid"/>
+          </w:tcPr>
+          <w:p>
+            <w:pPr>
+              <w:jc w:val="center"/>
+            </w:pPr>
+            <w:r>
+              <w:rPr>
+                <w:rFonts w:ascii="Times New Roman" w:cs="Times New Roman" w:eastAsia="Times New Roman" w:hAnsi="Times New Roman"/>
+                <w:b/>
+                <w:bCs/>
+                <w:sz w:val="22"/>
+                <w:szCs w:val="22"/>
+              </w:rPr>
+              <w:t xml:space="preserve">Phase</w:t>
+            </w:r>
+          </w:p>
+        </w:tc>
+        <w:tc>
+          <w:tcPr>
+            <w:tcW w:type="pct" w:w="25%"/>
+            <w:shd w:color="D9E1F2" w:val="solid"/>
+          </w:tcPr>
+          <w:p>
+            <w:pPr>
+              <w:jc w:val="center"/>
+            </w:pPr>
+            <w:r>
+              <w:rPr>
+                <w:rFonts w:ascii="Times New Roman" w:cs="Times New Roman" w:eastAsia="Times New Roman" w:hAnsi="Times New Roman"/>
+                <w:b/>
+                <w:bCs/>
+                <w:sz w:val="22"/>
+                <w:szCs w:val="22"/>
+              </w:rPr>
+              <w:t xml:space="preserve">TRL</w:t>
+            </w:r>
+          </w:p>
+        </w:tc>
+        <w:tc>
+          <w:tcPr>
+            <w:tcW w:type="pct" w:w="25%"/>
+            <w:shd w:color="D9E1F2" w:val="solid"/>
+          </w:tcPr>
+          <w:p>
+            <w:pPr>
+              <w:jc w:val="center"/>
+            </w:pPr>
+            <w:r>
+              <w:rPr>
+                <w:rFonts w:ascii="Times New Roman" w:cs="Times New Roman" w:eastAsia="Times New Roman" w:hAnsi="Times New Roman"/>
+                <w:b/>
+                <w:bCs/>
+                <w:sz w:val="22"/>
+                <w:szCs w:val="22"/>
+              </w:rPr>
+              <w:t xml:space="preserve">Outcome</w:t>
+            </w:r>
+          </w:p>
+        </w:tc>
+      </w:tr>
+      <w:tr>
+        <w:trPr>
+          <w:cantSplit/>
+        </w:trPr>
+        <w:tc>
+          <w:p>
+            <w:pPr>
+              <w:jc w:val="left"/>
+            </w:pPr>
+            <w:r>
+              <w:rPr>
+                <w:rFonts w:ascii="Times New Roman" w:cs="Times New Roman" w:eastAsia="Times New Roman" w:hAnsi="Times New Roman"/>
+                <w:b w:val="false"/>
+                <w:bCs w:val="false"/>
+                <w:sz w:val="22"/>
+                <w:szCs w:val="22"/>
+              </w:rPr>
+              <w:t xml:space="preserve">Feasibility &amp; effect characterization</w:t>
+            </w:r>
+          </w:p>
+        </w:tc>
+        <w:tc>
+          <w:p>
+            <w:pPr>
+              <w:jc w:val="left"/>
+            </w:pPr>
+            <w:r>
+              <w:rPr>
+                <w:rFonts w:ascii="Times New Roman" w:cs="Times New Roman" w:eastAsia="Times New Roman" w:hAnsi="Times New Roman"/>
+                <w:b w:val="false"/>
+                <w:bCs w:val="false"/>
+                <w:sz w:val="22"/>
+                <w:szCs w:val="22"/>
+              </w:rPr>
+              <w:t xml:space="preserve">Phase I</w:t>
+            </w:r>
+          </w:p>
+        </w:tc>
+        <w:tc>
+          <w:p>
+            <w:pPr>
+              <w:jc w:val="left"/>
+            </w:pPr>
+            <w:r>
+              <w:rPr>
+                <w:rFonts w:ascii="Times New Roman" w:cs="Times New Roman" w:eastAsia="Times New Roman" w:hAnsi="Times New Roman"/>
+                <w:b w:val="false"/>
+                <w:bCs w:val="false"/>
+                <w:sz w:val="22"/>
+                <w:szCs w:val="22"/>
+              </w:rPr>
+              <w:t xml:space="preserve">3→4</w:t>
+            </w:r>
+          </w:p>
+        </w:tc>
+        <w:tc>
+          <w:p>
+            <w:pPr>
+              <w:jc w:val="left"/>
+            </w:pPr>
+            <w:r>
+              <w:rPr>
+                <w:rFonts w:ascii="Times New Roman" w:cs="Times New Roman" w:eastAsia="Times New Roman" w:hAnsi="Times New Roman"/>
+                <w:b w:val="false"/>
+                <w:bCs w:val="false"/>
+                <w:sz w:val="22"/>
+                <w:szCs w:val="22"/>
+              </w:rPr>
+              <w:t xml:space="preserve">Seeker-confusion demonstrated vs. representative EO-guided FPV sensors</w:t>
+            </w:r>
+          </w:p>
+        </w:tc>
+      </w:tr>
+      <w:tr>
+        <w:trPr>
+          <w:cantSplit/>
+        </w:trPr>
+        <w:tc>
+          <w:p>
+            <w:pPr>
+              <w:jc w:val="left"/>
+            </w:pPr>
+            <w:r>
+              <w:rPr>
+                <w:rFonts w:ascii="Times New Roman" w:cs="Times New Roman" w:eastAsia="Times New Roman" w:hAnsi="Times New Roman"/>
+                <w:b w:val="false"/>
+                <w:bCs w:val="false"/>
+                <w:sz w:val="22"/>
+                <w:szCs w:val="22"/>
+              </w:rPr>
+              <w:t xml:space="preserve">Integrated GHOST prototype</w:t>
+            </w:r>
+          </w:p>
+        </w:tc>
+        <w:tc>
+          <w:p>
+            <w:pPr>
+              <w:jc w:val="left"/>
+            </w:pPr>
+            <w:r>
+              <w:rPr>
+                <w:rFonts w:ascii="Times New Roman" w:cs="Times New Roman" w:eastAsia="Times New Roman" w:hAnsi="Times New Roman"/>
+                <w:b w:val="false"/>
+                <w:bCs w:val="false"/>
+                <w:sz w:val="22"/>
+                <w:szCs w:val="22"/>
+              </w:rPr>
+              <w:t xml:space="preserve">Phase II</w:t>
+            </w:r>
+          </w:p>
+        </w:tc>
+        <w:tc>
+          <w:p>
+            <w:pPr>
+              <w:jc w:val="left"/>
+            </w:pPr>
+            <w:r>
+              <w:rPr>
+                <w:rFonts w:ascii="Times New Roman" w:cs="Times New Roman" w:eastAsia="Times New Roman" w:hAnsi="Times New Roman"/>
+                <w:b w:val="false"/>
+                <w:bCs w:val="false"/>
+                <w:sz w:val="22"/>
+                <w:szCs w:val="22"/>
+              </w:rPr>
+              <w:t xml:space="preserve">5→6</w:t>
+            </w:r>
+          </w:p>
+        </w:tc>
+        <w:tc>
+          <w:p>
+            <w:pPr>
+              <w:jc w:val="left"/>
+            </w:pPr>
+            <w:r>
+              <w:rPr>
+                <w:rFonts w:ascii="Times New Roman" w:cs="Times New Roman" w:eastAsia="Times New Roman" w:hAnsi="Times New Roman"/>
+                <w:b w:val="false"/>
+                <w:bCs w:val="false"/>
+                <w:sz w:val="22"/>
+                <w:szCs w:val="22"/>
+              </w:rPr>
+              <w:t xml:space="preserve">Navy operational assessment; MOSA cueing integration</w:t>
+            </w:r>
+          </w:p>
+        </w:tc>
+      </w:tr>
+      <w:tr>
+        <w:trPr>
+          <w:cantSplit/>
+        </w:trPr>
+        <w:tc>
+          <w:p>
+            <w:pPr>
+              <w:jc w:val="left"/>
+            </w:pPr>
+            <w:r>
+              <w:rPr>
+                <w:rFonts w:ascii="Times New Roman" w:cs="Times New Roman" w:eastAsia="Times New Roman" w:hAnsi="Times New Roman"/>
+                <w:b w:val="false"/>
+                <w:bCs w:val="false"/>
+                <w:sz w:val="22"/>
+                <w:szCs w:val="22"/>
+              </w:rPr>
+              <w:t xml:space="preserve">Operational insertion</w:t>
+            </w:r>
+          </w:p>
+        </w:tc>
+        <w:tc>
+          <w:p>
+            <w:pPr>
+              <w:jc w:val="left"/>
+            </w:pPr>
+            <w:r>
+              <w:rPr>
+                <w:rFonts w:ascii="Times New Roman" w:cs="Times New Roman" w:eastAsia="Times New Roman" w:hAnsi="Times New Roman"/>
+                <w:b w:val="false"/>
+                <w:bCs w:val="false"/>
+                <w:sz w:val="22"/>
+                <w:szCs w:val="22"/>
+              </w:rPr>
+              <w:t xml:space="preserve">Phase III</w:t>
+            </w:r>
+          </w:p>
+        </w:tc>
+        <w:tc>
+          <w:p>
+            <w:pPr>
+              <w:jc w:val="left"/>
+            </w:pPr>
+            <w:r>
+              <w:rPr>
+                <w:rFonts w:ascii="Times New Roman" w:cs="Times New Roman" w:eastAsia="Times New Roman" w:hAnsi="Times New Roman"/>
+                <w:b w:val="false"/>
+                <w:bCs w:val="false"/>
+                <w:sz w:val="22"/>
+                <w:szCs w:val="22"/>
+              </w:rPr>
+              <w:t xml:space="preserve">7+</w:t>
+            </w:r>
+          </w:p>
+        </w:tc>
+        <w:tc>
+          <w:p>
+            <w:pPr>
+              <w:jc w:val="left"/>
+            </w:pPr>
+            <w:r>
+              <w:rPr>
+                <w:rFonts w:ascii="Times New Roman" w:cs="Times New Roman" w:eastAsia="Times New Roman" w:hAnsi="Times New Roman"/>
+                <w:b w:val="false"/>
+                <w:bCs w:val="false"/>
+                <w:sz w:val="22"/>
+                <w:szCs w:val="22"/>
+              </w:rPr>
+              <w:t xml:space="preserve">PoR insertion (NAVAIR/NAVSEA); FCT/ManTech; Replicator-aligned buy</w:t>
+            </w:r>
+          </w:p>
+        </w:tc>
+      </w:tr>
+    </w:tbl>
+    <w:p>
+      <w:pPr>
+        <w:pStyle w:val="Heading2"/>
+        <w:keepNext/>
+      </w:pPr>
+      <w:r>
+        <w:rPr>
+          <w:rFonts w:ascii="Times New Roman" w:cs="Times New Roman" w:eastAsia="Times New Roman" w:hAnsi="Times New Roman"/>
+          <w:b/>
+          <w:bCs/>
+          <w:sz w:val="22"/>
+          <w:szCs w:val="22"/>
+        </w:rPr>
+        <w:t xml:space="preserve">Commercial Bridge (Dual-Use)</w:t>
+      </w:r>
+    </w:p>
+    <w:p>
+      <w:pPr>
+        <w:spacing w:after="0" w:before="0"/>
+        <w:jc w:val="left"/>
+      </w:pPr>
+      <w:r>
+        <w:rPr>
+          <w:rFonts w:ascii="Times New Roman" w:cs="Times New Roman" w:eastAsia="Times New Roman" w:hAnsi="Times New Roman"/>
+          <w:sz w:val="22"/>
+          <w:szCs w:val="22"/>
+        </w:rPr>
+        <w:t xml:space="preserve">The same optical detect-track-defeat core addresses a large non-DoD counter-drone market—airports and civil aviation, critical infrastructure (energy, data centers, ports), stadiums and mass events, correctional facilities, and border/homeland security. Immobileyes' AlphaMicron partnership (liquid-crystal manufacturing at scale) and Lighthouse Avionics partnership (sensor fusion and FAA test-site access) provide the manufacturing and integration path to convert the DoD-proven effector into a certifiable commercial product. The full market, competitive, revenue, and go-to-market analysis is provided in the Company Commercialization Report (Volume 4).</w:t>
+      </w:r>
+    </w:p>
+    <w:p>
+      <w:pPr>
+        <w:pStyle w:val="Heading1"/>
+        <w:keepNext/>
+      </w:pPr>
+      <w:r>
+        <w:rPr>
+          <w:rFonts w:ascii="Times New Roman" w:cs="Times New Roman" w:eastAsia="Times New Roman" w:hAnsi="Times New Roman"/>
+          <w:b/>
+          <w:bCs/>
+          <w:sz w:val="22"/>
+          <w:szCs w:val="22"/>
+        </w:rPr>
+        <w:t xml:space="preserve">Facilities / Equipment</w:t>
+      </w:r>
+    </w:p>
+    <w:p>
+      <w:pPr>
+        <w:spacing w:after="0" w:before="0"/>
+        <w:jc w:val="left"/>
+      </w:pPr>
+      <w:r>
+        <w:rPr>
+          <w:rFonts w:ascii="Times New Roman" w:cs="Times New Roman" w:eastAsia="Times New Roman" w:hAnsi="Times New Roman"/>
+          <w:sz w:val="22"/>
+          <w:szCs w:val="22"/>
+        </w:rPr>
+        <w:t xml:space="preserve">Immobileyes operates a 30,000 square-foot, ISO-9001 facility in Kent, OH with seven laboratories, including an electro-optics/laser laboratory (optical benches and multi-wavelength laser sources) and a MIL-SPEC environmental test suite, plus in-house liquid-crystal device fabrication and assembly through co-located AlphaMicron.</w:t>
+      </w:r>
+    </w:p>
+    <w:p>
+      <w:pPr>
+        <w:keepNext/>
+        <w:keepLines/>
+        <w:spacing w:after="20" w:before="140"/>
+        <w:jc w:val="center"/>
+      </w:pPr>
+      <w:r>
+        <w:drawing>
+          <wp:inline distT="0" distB="0" distL="0" distR="0">
+            <wp:extent cx="3429000" cy="2228850"/>
             <wp:effectExtent t="0" r="0" b="0" l="0"/>
             <wp:docPr id="1" name="" descr="" title=""/>
             <wp:cNvGraphicFramePr>
@@ -3087,689 +4210,6 @@
                   <pic:spPr bwMode="auto">
                     <a:xfrm>
                       <a:off x="0" y="0"/>
-                      <a:ext cx="2095500" cy="2152650"/>
-                    </a:xfrm>
-                    <a:prstGeom prst="rect">
-                      <a:avLst/>
-                    </a:prstGeom>
-                  </pic:spPr>
-                </pic:pic>
-              </a:graphicData>
-            </a:graphic>
-          </wp:inline>
-        </w:drawing>
-      </w:r>
-    </w:p>
-    <w:p>
-      <w:pPr>
-        <w:keepNext/>
-        <w:keepLines/>
-        <w:spacing w:after="150"/>
-        <w:jc w:val="center"/>
-      </w:pPr>
-      <w:r>
-        <w:rPr>
-          <w:rFonts w:ascii="Times New Roman" w:cs="Times New Roman" w:eastAsia="Times New Roman" w:hAnsi="Times New Roman"/>
-          <w:i/>
-          <w:iCs/>
-          <w:color w:val="666666"/>
-          <w:sz w:val="20"/>
-          <w:szCs w:val="20"/>
-        </w:rPr>
-        <w:t xml:space="preserve">Figure 4.  Field-deployed STORM effector—low-SWaP, MOSA, tripod- or vehicle-mountable.</w:t>
-      </w:r>
-    </w:p>
-    <w:p>
-      <w:pPr>
-        <w:pStyle w:val="Heading2"/>
-        <w:keepNext/>
-      </w:pPr>
-      <w:r>
-        <w:rPr>
-          <w:rFonts w:ascii="Times New Roman" w:cs="Times New Roman" w:eastAsia="Times New Roman" w:hAnsi="Times New Roman"/>
-          <w:b/>
-          <w:bCs/>
-          <w:sz w:val="22"/>
-          <w:szCs w:val="22"/>
-        </w:rPr>
-        <w:t xml:space="preserve">Concept of Employment</w:t>
-      </w:r>
-    </w:p>
-    <w:p>
-      <w:pPr>
-        <w:spacing w:after="0" w:before="0"/>
-        <w:jc w:val="left"/>
-      </w:pPr>
-      <w:r>
-        <w:rPr>
-          <w:rFonts w:ascii="Times New Roman" w:cs="Times New Roman" w:eastAsia="Times New Roman" w:hAnsi="Times New Roman"/>
-          <w:sz w:val="22"/>
-          <w:szCs w:val="22"/>
-        </w:rPr>
-        <w:t xml:space="preserve">GHOST deploys as a modular effector cued by existing Navy sensors over MOSA interfaces, in three primary modes: (1) fixed-site installation defense of magazines, flight lines, and command-and-control nodes; (2) shipboard self-defense against EO-guided threats in the littorals; and (3) expeditionary or vehicle-mounted defense of maneuvering forces. In every mode the graduated escalation framework lets the operator apply the minimum necessary effect—warn, dazzle, or deny—preserving rules-of-engagement latitude and minimizing collateral and airspace risk. Because a single laser source is fanned into many DEXTER-routed beams, one effector engages multiple inbound drones without the magazine-depth penalty of kinetic interceptors.</w:t>
-      </w:r>
-    </w:p>
-    <w:p>
-      <w:pPr>
-        <w:spacing w:after="0" w:before="0"/>
-        <w:jc w:val="left"/>
-      </w:pPr>
-      <w:r>
-        <w:rPr>
-          <w:rFonts w:ascii="Times New Roman" w:cs="Times New Roman" w:eastAsia="Times New Roman" w:hAnsi="Times New Roman"/>
-          <w:sz w:val="22"/>
-          <w:szCs w:val="22"/>
-        </w:rPr>
-        <w:t xml:space="preserve">GHOST's graduated, non-kinetic, low-collateral effect is uniquely suited to CONUS bases and ships, where kinetic defeat is constrained by collateral risk, cost-per-shot, and FAA/host-nation airspace rules—GHOST is FAA-aware by design. STORM's MOSA interfaces let the effector drop into existing Navy sensor and C2 architectures rather than replace them, shortening the path to fielded capability.</w:t>
-      </w:r>
-    </w:p>
-    <w:p>
-      <w:pPr>
-        <w:pStyle w:val="Heading1"/>
-        <w:keepNext/>
-      </w:pPr>
-      <w:r>
-        <w:rPr>
-          <w:rFonts w:ascii="Times New Roman" w:cs="Times New Roman" w:eastAsia="Times New Roman" w:hAnsi="Times New Roman"/>
-          <w:b/>
-          <w:bCs/>
-          <w:sz w:val="22"/>
-          <w:szCs w:val="22"/>
-        </w:rPr>
-        <w:t xml:space="preserve">2.0  Key Personnel</w:t>
-      </w:r>
-    </w:p>
-    <w:p>
-      <w:pPr>
-        <w:spacing w:after="0" w:before="0"/>
-        <w:jc w:val="left"/>
-      </w:pPr>
-      <w:r>
-        <w:rPr>
-          <w:rFonts w:ascii="Times New Roman" w:cs="Times New Roman" w:eastAsia="Times New Roman" w:hAnsi="Times New Roman"/>
-          <w:sz w:val="22"/>
-          <w:szCs w:val="22"/>
-        </w:rPr>
-        <w:t xml:space="preserve">The Phase I team is led by Immobileyes technical and program staff; all proposed personnel are U.S. Citizens.</w:t>
-      </w:r>
-    </w:p>
-    <w:tbl>
-      <w:tblPr>
-        <w:tblW w:type="pct" w:w="100%"/>
-        <w:tblBorders>
-          <w:top w:val="single" w:color="auto" w:sz="4"/>
-          <w:left w:val="single" w:color="auto" w:sz="4"/>
-          <w:bottom w:val="single" w:color="auto" w:sz="4"/>
-          <w:right w:val="single" w:color="auto" w:sz="4"/>
-          <w:insideH w:val="single" w:color="auto" w:sz="4"/>
-          <w:insideV w:val="single" w:color="auto" w:sz="4"/>
-        </w:tblBorders>
-      </w:tblPr>
-      <w:tblGrid>
-        <w:gridCol w:w="100"/>
-        <w:gridCol w:w="100"/>
-        <w:gridCol w:w="100"/>
-        <w:gridCol w:w="100"/>
-      </w:tblGrid>
-      <w:tr>
-        <w:trPr>
-          <w:cantSplit/>
-        </w:trPr>
-        <w:tc>
-          <w:tcPr>
-            <w:tcW w:type="pct" w:w="25%"/>
-            <w:shd w:color="D9E1F2" w:val="solid"/>
-          </w:tcPr>
-          <w:p>
-            <w:pPr>
-              <w:jc w:val="center"/>
-            </w:pPr>
-            <w:r>
-              <w:rPr>
-                <w:rFonts w:ascii="Times New Roman" w:cs="Times New Roman" w:eastAsia="Times New Roman" w:hAnsi="Times New Roman"/>
-                <w:b/>
-                <w:bCs/>
-                <w:sz w:val="22"/>
-                <w:szCs w:val="22"/>
-              </w:rPr>
-              <w:t xml:space="preserve">Name</w:t>
-            </w:r>
-          </w:p>
-        </w:tc>
-        <w:tc>
-          <w:tcPr>
-            <w:tcW w:type="pct" w:w="25%"/>
-            <w:shd w:color="D9E1F2" w:val="solid"/>
-          </w:tcPr>
-          <w:p>
-            <w:pPr>
-              <w:jc w:val="center"/>
-            </w:pPr>
-            <w:r>
-              <w:rPr>
-                <w:rFonts w:ascii="Times New Roman" w:cs="Times New Roman" w:eastAsia="Times New Roman" w:hAnsi="Times New Roman"/>
-                <w:b/>
-                <w:bCs/>
-                <w:sz w:val="22"/>
-                <w:szCs w:val="22"/>
-              </w:rPr>
-              <w:t xml:space="preserve">Role on Effort</w:t>
-            </w:r>
-          </w:p>
-        </w:tc>
-        <w:tc>
-          <w:tcPr>
-            <w:tcW w:type="pct" w:w="25%"/>
-            <w:shd w:color="D9E1F2" w:val="solid"/>
-          </w:tcPr>
-          <w:p>
-            <w:pPr>
-              <w:jc w:val="center"/>
-            </w:pPr>
-            <w:r>
-              <w:rPr>
-                <w:rFonts w:ascii="Times New Roman" w:cs="Times New Roman" w:eastAsia="Times New Roman" w:hAnsi="Times New Roman"/>
-                <w:b/>
-                <w:bCs/>
-                <w:sz w:val="22"/>
-                <w:szCs w:val="22"/>
-              </w:rPr>
-              <w:t xml:space="preserve">Education</w:t>
-            </w:r>
-          </w:p>
-        </w:tc>
-        <w:tc>
-          <w:tcPr>
-            <w:tcW w:type="pct" w:w="25%"/>
-            <w:shd w:color="D9E1F2" w:val="solid"/>
-          </w:tcPr>
-          <w:p>
-            <w:pPr>
-              <w:jc w:val="center"/>
-            </w:pPr>
-            <w:r>
-              <w:rPr>
-                <w:rFonts w:ascii="Times New Roman" w:cs="Times New Roman" w:eastAsia="Times New Roman" w:hAnsi="Times New Roman"/>
-                <w:b/>
-                <w:bCs/>
-                <w:sz w:val="22"/>
-                <w:szCs w:val="22"/>
-              </w:rPr>
-              <w:t xml:space="preserve">Relevant Experience</w:t>
-            </w:r>
-          </w:p>
-        </w:tc>
-      </w:tr>
-      <w:tr>
-        <w:trPr>
-          <w:cantSplit/>
-        </w:trPr>
-        <w:tc>
-          <w:p>
-            <w:pPr>
-              <w:jc w:val="left"/>
-            </w:pPr>
-            <w:r>
-              <w:rPr>
-                <w:rFonts w:ascii="Times New Roman" w:cs="Times New Roman" w:eastAsia="Times New Roman" w:hAnsi="Times New Roman"/>
-                <w:b w:val="false"/>
-                <w:bCs w:val="false"/>
-                <w:sz w:val="22"/>
-                <w:szCs w:val="22"/>
-              </w:rPr>
-              <w:t xml:space="preserve">Dr. Bahman Taheri</w:t>
-            </w:r>
-          </w:p>
-        </w:tc>
-        <w:tc>
-          <w:p>
-            <w:pPr>
-              <w:jc w:val="left"/>
-            </w:pPr>
-            <w:r>
-              <w:rPr>
-                <w:rFonts w:ascii="Times New Roman" w:cs="Times New Roman" w:eastAsia="Times New Roman" w:hAnsi="Times New Roman"/>
-                <w:b w:val="false"/>
-                <w:bCs w:val="false"/>
-                <w:sz w:val="22"/>
-                <w:szCs w:val="22"/>
-              </w:rPr>
-              <w:t xml:space="preserve">Principal Investigator / Electro-Optics Lead</w:t>
-            </w:r>
-          </w:p>
-        </w:tc>
-        <w:tc>
-          <w:p>
-            <w:pPr>
-              <w:jc w:val="left"/>
-            </w:pPr>
-            <w:r>
-              <w:rPr>
-                <w:rFonts w:ascii="Times New Roman" w:cs="Times New Roman" w:eastAsia="Times New Roman" w:hAnsi="Times New Roman"/>
-                <w:b w:val="false"/>
-                <w:bCs w:val="false"/>
-                <w:sz w:val="22"/>
-                <w:szCs w:val="22"/>
-              </w:rPr>
-              <w:t xml:space="preserve">PhD/MS Physics (Oklahoma State); BS Physics (Cal Poly SLO)</w:t>
-            </w:r>
-          </w:p>
-        </w:tc>
-        <w:tc>
-          <w:p>
-            <w:pPr>
-              <w:jc w:val="left"/>
-            </w:pPr>
-            <w:r>
-              <w:rPr>
-                <w:rFonts w:ascii="Times New Roman" w:cs="Times New Roman" w:eastAsia="Times New Roman" w:hAnsi="Times New Roman"/>
-                <w:b w:val="false"/>
-                <w:bCs w:val="false"/>
-                <w:sz w:val="22"/>
-                <w:szCs w:val="22"/>
-              </w:rPr>
-              <w:t xml:space="preserve">90+ patents; PI on Air Force, Navy (ONR), Army, DOE, and NSF programs in liquid-crystal electro-optics, laser/flash protection, and cholesteric-liquid-crystal laser systems; Secret clearance.</w:t>
-            </w:r>
-          </w:p>
-        </w:tc>
-      </w:tr>
-      <w:tr>
-        <w:trPr>
-          <w:cantSplit/>
-        </w:trPr>
-        <w:tc>
-          <w:p>
-            <w:pPr>
-              <w:jc w:val="left"/>
-            </w:pPr>
-            <w:r>
-              <w:rPr>
-                <w:rFonts w:ascii="Times New Roman" w:cs="Times New Roman" w:eastAsia="Times New Roman" w:hAnsi="Times New Roman"/>
-                <w:b w:val="false"/>
-                <w:bCs w:val="false"/>
-                <w:sz w:val="22"/>
-                <w:szCs w:val="22"/>
-              </w:rPr>
-              <w:t xml:space="preserve">Atossa Alavi</w:t>
-            </w:r>
-          </w:p>
-        </w:tc>
-        <w:tc>
-          <w:p>
-            <w:pPr>
-              <w:jc w:val="left"/>
-            </w:pPr>
-            <w:r>
-              <w:rPr>
-                <w:rFonts w:ascii="Times New Roman" w:cs="Times New Roman" w:eastAsia="Times New Roman" w:hAnsi="Times New Roman"/>
-                <w:b w:val="false"/>
-                <w:bCs w:val="false"/>
-                <w:sz w:val="22"/>
-                <w:szCs w:val="22"/>
-              </w:rPr>
-              <w:t xml:space="preserve">Program Manager / Business &amp; IP Lead</w:t>
-            </w:r>
-          </w:p>
-        </w:tc>
-        <w:tc>
-          <w:p>
-            <w:pPr>
-              <w:jc w:val="left"/>
-            </w:pPr>
-            <w:r>
-              <w:rPr>
-                <w:rFonts w:ascii="Times New Roman" w:cs="Times New Roman" w:eastAsia="Times New Roman" w:hAnsi="Times New Roman"/>
-                <w:b w:val="false"/>
-                <w:bCs w:val="false"/>
-                <w:sz w:val="22"/>
-                <w:szCs w:val="22"/>
-              </w:rPr>
-              <w:t xml:space="preserve">JD (Case Western); USPTO-admitted</w:t>
-            </w:r>
-          </w:p>
-        </w:tc>
-        <w:tc>
-          <w:p>
-            <w:pPr>
-              <w:jc w:val="left"/>
-            </w:pPr>
-            <w:r>
-              <w:rPr>
-                <w:rFonts w:ascii="Times New Roman" w:cs="Times New Roman" w:eastAsia="Times New Roman" w:hAnsi="Times New Roman"/>
-                <w:b w:val="false"/>
-                <w:bCs w:val="false"/>
-                <w:sz w:val="22"/>
-                <w:szCs w:val="22"/>
-              </w:rPr>
-              <w:t xml:space="preserve">Program management, DoD transition, and IP strategy for the AlphaMicron/Immobileyes technology base.</w:t>
-            </w:r>
-          </w:p>
-        </w:tc>
-      </w:tr>
-      <w:tr>
-        <w:trPr>
-          <w:cantSplit/>
-        </w:trPr>
-        <w:tc>
-          <w:p>
-            <w:pPr>
-              <w:jc w:val="left"/>
-            </w:pPr>
-            <w:r>
-              <w:rPr>
-                <w:rFonts w:ascii="Times New Roman" w:cs="Times New Roman" w:eastAsia="Times New Roman" w:hAnsi="Times New Roman"/>
-                <w:b w:val="false"/>
-                <w:bCs w:val="false"/>
-                <w:sz w:val="22"/>
-                <w:szCs w:val="22"/>
-              </w:rPr>
-              <w:t xml:space="preserve">Senior Optical Engineer</w:t>
-            </w:r>
-          </w:p>
-        </w:tc>
-        <w:tc>
-          <w:p>
-            <w:pPr>
-              <w:jc w:val="left"/>
-            </w:pPr>
-            <w:r>
-              <w:rPr>
-                <w:rFonts w:ascii="Times New Roman" w:cs="Times New Roman" w:eastAsia="Times New Roman" w:hAnsi="Times New Roman"/>
-                <w:b w:val="false"/>
-                <w:bCs w:val="false"/>
-                <w:sz w:val="22"/>
-                <w:szCs w:val="22"/>
-              </w:rPr>
-              <w:t xml:space="preserve">DEXTER integration &amp; optical-effects test</w:t>
-            </w:r>
-          </w:p>
-        </w:tc>
-        <w:tc>
-          <w:p>
-            <w:pPr>
-              <w:jc w:val="left"/>
-            </w:pPr>
-            <w:r>
-              <w:rPr>
-                <w:rFonts w:ascii="Times New Roman" w:cs="Times New Roman" w:eastAsia="Times New Roman" w:hAnsi="Times New Roman"/>
-                <w:b w:val="false"/>
-                <w:bCs w:val="false"/>
-                <w:sz w:val="22"/>
-                <w:szCs w:val="22"/>
-              </w:rPr>
-              <w:t xml:space="preserve">MS Optics/Physics</w:t>
-            </w:r>
-          </w:p>
-        </w:tc>
-        <w:tc>
-          <w:p>
-            <w:pPr>
-              <w:jc w:val="left"/>
-            </w:pPr>
-            <w:r>
-              <w:rPr>
-                <w:rFonts w:ascii="Times New Roman" w:cs="Times New Roman" w:eastAsia="Times New Roman" w:hAnsi="Times New Roman"/>
-                <w:b w:val="false"/>
-                <w:bCs w:val="false"/>
-                <w:sz w:val="22"/>
-                <w:szCs w:val="22"/>
-              </w:rPr>
-              <w:t xml:space="preserve">Liquid-crystal beam-steering, laser sources, and EO camera characterization.</w:t>
-            </w:r>
-          </w:p>
-        </w:tc>
-      </w:tr>
-      <w:tr>
-        <w:trPr>
-          <w:cantSplit/>
-        </w:trPr>
-        <w:tc>
-          <w:p>
-            <w:pPr>
-              <w:jc w:val="left"/>
-            </w:pPr>
-            <w:r>
-              <w:rPr>
-                <w:rFonts w:ascii="Times New Roman" w:cs="Times New Roman" w:eastAsia="Times New Roman" w:hAnsi="Times New Roman"/>
-                <w:b w:val="false"/>
-                <w:bCs w:val="false"/>
-                <w:sz w:val="22"/>
-                <w:szCs w:val="22"/>
-              </w:rPr>
-              <w:t xml:space="preserve">Electrical / Software Engineers</w:t>
-            </w:r>
-          </w:p>
-        </w:tc>
-        <w:tc>
-          <w:p>
-            <w:pPr>
-              <w:jc w:val="left"/>
-            </w:pPr>
-            <w:r>
-              <w:rPr>
-                <w:rFonts w:ascii="Times New Roman" w:cs="Times New Roman" w:eastAsia="Times New Roman" w:hAnsi="Times New Roman"/>
-                <w:b w:val="false"/>
-                <w:bCs w:val="false"/>
-                <w:sz w:val="22"/>
-                <w:szCs w:val="22"/>
-              </w:rPr>
-              <w:t xml:space="preserve">STORM tracking &amp; control; test automation</w:t>
-            </w:r>
-          </w:p>
-        </w:tc>
-        <w:tc>
-          <w:p>
-            <w:pPr>
-              <w:jc w:val="left"/>
-            </w:pPr>
-            <w:r>
-              <w:rPr>
-                <w:rFonts w:ascii="Times New Roman" w:cs="Times New Roman" w:eastAsia="Times New Roman" w:hAnsi="Times New Roman"/>
-                <w:b w:val="false"/>
-                <w:bCs w:val="false"/>
-                <w:sz w:val="22"/>
-                <w:szCs w:val="22"/>
-              </w:rPr>
-              <w:t xml:space="preserve">BS/MS EE, CS</w:t>
-            </w:r>
-          </w:p>
-        </w:tc>
-        <w:tc>
-          <w:p>
-            <w:pPr>
-              <w:jc w:val="left"/>
-            </w:pPr>
-            <w:r>
-              <w:rPr>
-                <w:rFonts w:ascii="Times New Roman" w:cs="Times New Roman" w:eastAsia="Times New Roman" w:hAnsi="Times New Roman"/>
-                <w:b w:val="false"/>
-                <w:bCs w:val="false"/>
-                <w:sz w:val="22"/>
-                <w:szCs w:val="22"/>
-              </w:rPr>
-              <w:t xml:space="preserve">Real-time detect-track, control electronics, and data pipelines for the feasibility campaign.</w:t>
-            </w:r>
-          </w:p>
-        </w:tc>
-      </w:tr>
-    </w:tbl>
-    <w:p>
-      <w:pPr>
-        <w:spacing w:after="0" w:before="0"/>
-        <w:jc w:val="left"/>
-      </w:pPr>
-      <w:r>
-        <w:rPr>
-          <w:rFonts w:ascii="Times New Roman" w:cs="Times New Roman" w:eastAsia="Times New Roman" w:hAnsi="Times New Roman"/>
-          <w:sz w:val="22"/>
-          <w:szCs w:val="22"/>
-        </w:rPr>
-        <w:t xml:space="preserve">The Phase I team combines a nationally recognized electro-optics research group with in-house engineering and machining staff, all under one roof at the Kent, OH facility. Dr. Taheri holds a Secret clearance and has served as principal investigator on directed-energy and liquid-crystal programs for the Air Force, Navy (ONR), Army, DOE, and NSF; the supporting optical, electrical, software, and mechanical engineers executed the HALAR-L and TACFI C-UAS prototypes. This depth lets the team run the Phase I laboratory campaign without new hires or subcontracted labor, and provides direct continuity into a Phase II prototype.</w:t>
-      </w:r>
-    </w:p>
-    <w:p>
-      <w:pPr>
-        <w:spacing w:after="0" w:before="0"/>
-        <w:jc w:val="left"/>
-      </w:pPr>
-      <w:r>
-        <w:rPr>
-          <w:rFonts w:ascii="Times New Roman" w:cs="Times New Roman" w:eastAsia="Times New Roman" w:hAnsi="Times New Roman"/>
-          <w:b/>
-          <w:bCs/>
-          <w:sz w:val="22"/>
-          <w:szCs w:val="22"/>
-        </w:rPr>
-        <w:t xml:space="preserve">Restriction on performance by foreign persons: this topi</w:t>
-      </w:r>
-      <w:r>
-        <w:rPr>
-          <w:rFonts w:ascii="Times New Roman" w:cs="Times New Roman" w:eastAsia="Times New Roman" w:hAnsi="Times New Roman"/>
-          <w:sz w:val="22"/>
-          <w:szCs w:val="22"/>
-        </w:rPr>
-        <w:t xml:space="preserve">c is ITAR-restricted (22 CFR 120–130). No foreign nationals are proposed to perform on this effort; all personnel are U.S. Citizens, consistent with topic §3.5.</w:t>
-      </w:r>
-    </w:p>
-    <w:p>
-      <w:pPr>
-        <w:pStyle w:val="Heading1"/>
-        <w:keepNext/>
-      </w:pPr>
-      <w:r>
-        <w:rPr>
-          <w:rFonts w:ascii="Times New Roman" w:cs="Times New Roman" w:eastAsia="Times New Roman" w:hAnsi="Times New Roman"/>
-          <w:b/>
-          <w:bCs/>
-          <w:sz w:val="22"/>
-          <w:szCs w:val="22"/>
-        </w:rPr>
-        <w:t xml:space="preserve">3.0  Commercialization / Transition Plan Summary</w:t>
-      </w:r>
-    </w:p>
-    <w:p>
-      <w:pPr>
-        <w:spacing w:after="0" w:before="0"/>
-        <w:jc w:val="left"/>
-      </w:pPr>
-      <w:r>
-        <w:rPr>
-          <w:rFonts w:ascii="Times New Roman" w:cs="Times New Roman" w:eastAsia="Times New Roman" w:hAnsi="Times New Roman"/>
-          <w:sz w:val="22"/>
-          <w:szCs w:val="22"/>
-        </w:rPr>
-        <w:t xml:space="preserve">DoD transition targets NAVAIR and NAVSEA (installation and ship C-UAS), the USMC, Army RCCTO, and Air Force Security Forces—building on the established Tinker AFB 72d SFS relationship. Non-DoD markets include critical-infrastructure and homeland defense—airports, nuclear facilities, and border security—where non-kinetic, FAA-aware defeat is essential.</w:t>
-      </w:r>
-    </w:p>
-    <w:p>
-      <w:pPr>
-        <w:pStyle w:val="Heading2"/>
-        <w:keepNext/>
-      </w:pPr>
-      <w:r>
-        <w:rPr>
-          <w:rFonts w:ascii="Times New Roman" w:cs="Times New Roman" w:eastAsia="Times New Roman" w:hAnsi="Times New Roman"/>
-          <w:b/>
-          <w:bCs/>
-          <w:sz w:val="22"/>
-          <w:szCs w:val="22"/>
-        </w:rPr>
-        <w:t xml:space="preserve">Transition Path and Timeline</w:t>
-      </w:r>
-    </w:p>
-    <w:p>
-      <w:pPr>
-        <w:spacing w:after="0" w:before="0"/>
-        <w:jc w:val="left"/>
-      </w:pPr>
-      <w:r>
-        <w:rPr>
-          <w:rFonts w:ascii="Times New Roman" w:cs="Times New Roman" w:eastAsia="Times New Roman" w:hAnsi="Times New Roman"/>
-          <w:sz w:val="22"/>
-          <w:szCs w:val="22"/>
-        </w:rPr>
-        <w:t xml:space="preserve">Phase I establishes feasibility; Phase II delivers a TRL-6 prototype for a Navy operational demonstration, building directly on the TRL-5 HALAR-L baseline and the ~$2M of non-dilutive USAF SBIR/STTR investment already made in the underlying technology; Phase III targets production effectors and integration onto Navy C-UAS programs of record. The established 72d Security Forces Squadron (Tinker AFB) relationship, combined with NAVAIR and NAVSEA transition sponsors identified in Task 6, de-risks the path from prototype to program of record.</w:t>
-      </w:r>
-    </w:p>
-    <w:p>
-      <w:pPr>
-        <w:spacing w:after="0" w:before="0"/>
-        <w:jc w:val="left"/>
-      </w:pPr>
-      <w:r>
-        <w:rPr>
-          <w:rFonts w:ascii="Times New Roman" w:cs="Times New Roman" w:eastAsia="Times New Roman" w:hAnsi="Times New Roman"/>
-          <w:sz w:val="22"/>
-          <w:szCs w:val="22"/>
-        </w:rPr>
-        <w:t xml:space="preserve">Immobileyes' AlphaMicron partnership (liquid-crystal manufacturing) and Lighthouse Avionics partnership (sensor integration and FAA test access) provide a manufacturing and integration base and a dual-use path spanning counter-UAS optics, protective eyewear, and laser-safety products—markets that amortize non-recurring engineering and sustain the production line between defense deliveries. As EO-guided drone threats proliferate, both the DoD C-UAS market and the parallel homeland/critical-infrastructure market are expanding rapidly, and an FAA-aware, non-kinetic effector is differentiated for CONUS employment where kinetic options are precluded.</w:t>
-      </w:r>
-    </w:p>
-    <w:p>
-      <w:pPr>
-        <w:pStyle w:val="Heading1"/>
-        <w:keepNext/>
-      </w:pPr>
-      <w:r>
-        <w:rPr>
-          <w:rFonts w:ascii="Times New Roman" w:cs="Times New Roman" w:eastAsia="Times New Roman" w:hAnsi="Times New Roman"/>
-          <w:b/>
-          <w:bCs/>
-          <w:sz w:val="22"/>
-          <w:szCs w:val="22"/>
-        </w:rPr>
-        <w:t xml:space="preserve">Facilities / Equipment</w:t>
-      </w:r>
-    </w:p>
-    <w:p>
-      <w:pPr>
-        <w:spacing w:after="0" w:before="0"/>
-        <w:jc w:val="left"/>
-      </w:pPr>
-      <w:r>
-        <w:rPr>
-          <w:rFonts w:ascii="Times New Roman" w:cs="Times New Roman" w:eastAsia="Times New Roman" w:hAnsi="Times New Roman"/>
-          <w:sz w:val="22"/>
-          <w:szCs w:val="22"/>
-        </w:rPr>
-        <w:t xml:space="preserve">Immobileyes operates a 30,000 square-foot, ISO-9001 facility in Kent, OH with seven laboratories, including an electro-optics/laser laboratory (optical benches and multi-wavelength laser sources) and a MIL-SPEC environmental test suite, plus in-house liquid-crystal device fabrication and assembly through co-located AlphaMicron.</w:t>
-      </w:r>
-    </w:p>
-    <w:p>
-      <w:pPr>
-        <w:keepNext/>
-        <w:keepLines/>
-        <w:spacing w:after="20" w:before="140"/>
-        <w:jc w:val="center"/>
-      </w:pPr>
-      <w:r>
-        <w:drawing>
-          <wp:inline distT="0" distB="0" distL="0" distR="0">
-            <wp:extent cx="3429000" cy="2228850"/>
-            <wp:effectExtent t="0" r="0" b="0" l="0"/>
-            <wp:docPr id="1" name="" descr="" title=""/>
-            <wp:cNvGraphicFramePr>
-              <a:graphicFrameLocks xmlns:a="http://schemas.openxmlformats.org/drawingml/2006/main" noChangeAspect="1"/>
-            </wp:cNvGraphicFramePr>
-            <a:graphic xmlns:a="http://schemas.openxmlformats.org/drawingml/2006/main">
-              <a:graphicData uri="http://schemas.openxmlformats.org/drawingml/2006/picture">
-                <pic:pic xmlns:pic="http://schemas.openxmlformats.org/drawingml/2006/picture">
-                  <pic:nvPicPr>
-                    <pic:cNvPr id="0" name="" descr=""/>
-                    <pic:cNvPicPr>
-                      <a:picLocks noChangeAspect="1" noChangeArrowheads="1"/>
-                    </pic:cNvPicPr>
-                  </pic:nvPicPr>
-                  <pic:blipFill>
-                    <a:blip r:embed="rId13" cstate="none"/>
-                    <a:srcRect/>
-                    <a:stretch>
-                      <a:fillRect/>
-                    </a:stretch>
-                  </pic:blipFill>
-                  <pic:spPr bwMode="auto">
-                    <a:xfrm>
-                      <a:off x="0" y="0"/>
                       <a:ext cx="3429000" cy="2228850"/>
                     </a:xfrm>
                     <a:prstGeom prst="rect">
@@ -3828,7 +4268,7 @@
                     </pic:cNvPicPr>
                   </pic:nvPicPr>
                   <pic:blipFill>
-                    <a:blip r:embed="rId14" cstate="none"/>
+                    <a:blip r:embed="rId13" cstate="none"/>
                     <a:srcRect/>
                     <a:stretch>
                       <a:fillRect/>
@@ -4030,7 +4470,7 @@
         <w:sz w:val="18"/>
         <w:szCs w:val="18"/>
       </w:rPr>
-      <w:t xml:space="preserve">Immobileyes, Inc.   ·   Topic DON26BX03-NP002   ·   Volume 2: Technical Volume</w:t>
+      <w:t xml:space="preserve">Immobileyes   ·   Topic DON26BX03-NP002   ·   Volume 2: Technical Volume</w:t>
     </w:r>
   </w:p>
 </w:hdr>
